--- a/Knowledge/3-Work knowledge/1-Software Engineering/2-General Technologies/9-Databases/5-My Source/1-Intro to Databases/1-Data Models/1-Components of a Data Model/1-Types of Attributes/2-Composite Attribute.docx
+++ b/Knowledge/3-Work knowledge/1-Software Engineering/2-General Technologies/9-Databases/5-My Source/1-Intro to Databases/1-Data Models/1-Components of a Data Model/1-Types of Attributes/2-Composite Attribute.docx
@@ -27,7 +27,7 @@
     <w:p>
       <w:r>
         <w:rPr>
-          <w:rFonts w:ascii="Arial" w:hAnsi="Arial" w:cs="Arial"/>
+          <w:rFonts w:ascii="Arial" w:hAnsi="Arial" w:cs="Arial" w:eastAsia="Arial"/>
           <w:b/>
           <w:color w:val="000000"/>
           <w:sz w:val="18"/>
@@ -37,7 +37,7 @@
       </w:r>
       <w:r>
         <w:rPr>
-          <w:rFonts w:ascii="Arial" w:hAnsi="Arial" w:cs="Arial"/>
+          <w:rFonts w:ascii="Arial" w:hAnsi="Arial" w:cs="Arial" w:eastAsia="Arial"/>
           <w:color w:val="000000"/>
           <w:sz w:val="18"/>
           <w:highlight w:val="lightGray"/>
@@ -46,7 +46,7 @@
       </w:r>
       <w:r>
         <w:rPr>
-          <w:rFonts w:ascii="Arial" w:hAnsi="Arial" w:cs="Arial"/>
+          <w:rFonts w:ascii="Arial" w:hAnsi="Arial" w:cs="Arial" w:eastAsia="Arial"/>
           <w:b/>
           <w:color w:val="000000"/>
           <w:sz w:val="18"/>
@@ -56,7 +56,7 @@
       </w:r>
       <w:r>
         <w:rPr>
-          <w:rFonts w:ascii="Arial" w:hAnsi="Arial" w:cs="Arial"/>
+          <w:rFonts w:ascii="Arial" w:hAnsi="Arial" w:cs="Arial" w:eastAsia="Arial"/>
           <w:color w:val="000000"/>
           <w:sz w:val="18"/>
           <w:highlight w:val="lightGray"/>
@@ -65,7 +65,7 @@
       </w:r>
       <w:r>
         <w:rPr>
-          <w:rFonts w:ascii="Arial" w:hAnsi="Arial" w:cs="Arial"/>
+          <w:rFonts w:ascii="Arial" w:hAnsi="Arial" w:cs="Arial" w:eastAsia="Arial"/>
           <w:b/>
           <w:color w:val="000000"/>
           <w:sz w:val="18"/>
@@ -75,7 +75,7 @@
       </w:r>
       <w:r>
         <w:rPr>
-          <w:rFonts w:ascii="Arial" w:hAnsi="Arial" w:cs="Arial"/>
+          <w:rFonts w:ascii="Arial" w:hAnsi="Arial" w:cs="Arial" w:eastAsia="Arial"/>
           <w:color w:val="000000"/>
           <w:sz w:val="18"/>
           <w:highlight w:val="lightGray"/>
@@ -91,13 +91,13 @@
       </w:pPr>
       <w:r>
         <w:rPr>
-          <w:rFonts w:ascii="Roboto Mono" w:hAnsi="Roboto Mono"/>
+          <w:rFonts w:ascii="Roboto Mono" w:hAnsi="Roboto Mono" w:eastAsia="Roboto Mono"/>
         </w:rPr>
         <w:t xml:space="preserve">A </w:t>
       </w:r>
       <w:r>
         <w:rPr>
-          <w:rFonts w:ascii="Roboto Mono" w:hAnsi="Roboto Mono"/>
+          <w:rFonts w:ascii="Roboto Mono" w:hAnsi="Roboto Mono" w:eastAsia="Roboto Mono"/>
           <w:b/>
           <w:bCs/>
         </w:rPr>
@@ -105,13 +105,13 @@
       </w:r>
       <w:r>
         <w:rPr>
-          <w:rFonts w:ascii="Roboto Mono" w:hAnsi="Roboto Mono"/>
+          <w:rFonts w:ascii="Roboto Mono" w:hAnsi="Roboto Mono" w:eastAsia="Roboto Mono"/>
         </w:rPr>
         <w:t xml:space="preserve"> is an attribute that </w:t>
       </w:r>
       <w:r>
         <w:rPr>
-          <w:rFonts w:ascii="Roboto Mono" w:hAnsi="Roboto Mono"/>
+          <w:rFonts w:ascii="Roboto Mono" w:hAnsi="Roboto Mono" w:eastAsia="Roboto Mono"/>
           <w:b/>
           <w:bCs/>
         </w:rPr>
@@ -119,7 +119,7 @@
       </w:r>
       <w:r>
         <w:rPr>
-          <w:rFonts w:ascii="Roboto Mono" w:hAnsi="Roboto Mono"/>
+          <w:rFonts w:ascii="Roboto Mono" w:hAnsi="Roboto Mono" w:eastAsia="Roboto Mono"/>
         </w:rPr>
         <w:t>.</w:t>
       </w:r>
@@ -132,7 +132,7 @@
       </w:pPr>
       <w:r>
         <w:rPr>
-          <w:rFonts w:ascii="Roboto Mono" w:hAnsi="Roboto Mono"/>
+          <w:rFonts w:ascii="Roboto Mono" w:hAnsi="Roboto Mono" w:eastAsia="Roboto Mono"/>
         </w:rPr>
         <w:t>Instead of storing one indivisible value, a composite attribute contains multiple related pieces of information.</w:t>
       </w:r>
@@ -145,7 +145,7 @@
       </w:pPr>
       <w:r>
         <w:rPr>
-          <w:rFonts w:ascii="Roboto Mono" w:hAnsi="Roboto Mono"/>
+          <w:rFonts w:ascii="Roboto Mono" w:hAnsi="Roboto Mono" w:eastAsia="Roboto Mono"/>
         </w:rPr>
         <w:pict w14:anchorId="684A0A1E">
           <v:rect id="_x0000_i1025" style="width:0;height:1.5pt" o:hralign="center" o:hrstd="t" o:hr="t" fillcolor="#a0a0a0" stroked="f"/>
@@ -169,7 +169,7 @@
     <w:p>
       <w:r>
         <w:rPr>
-          <w:rFonts w:ascii="Arial" w:hAnsi="Arial" w:cs="Arial"/>
+          <w:rFonts w:ascii="Arial" w:hAnsi="Arial" w:cs="Arial" w:eastAsia="Arial"/>
           <w:b/>
           <w:color w:val="000000"/>
           <w:sz w:val="18"/>
@@ -179,7 +179,7 @@
       </w:r>
       <w:r>
         <w:rPr>
-          <w:rFonts w:ascii="Arial" w:hAnsi="Arial" w:cs="Arial"/>
+          <w:rFonts w:ascii="Arial" w:hAnsi="Arial" w:cs="Arial" w:eastAsia="Arial"/>
           <w:color w:val="000000"/>
           <w:sz w:val="18"/>
           <w:highlight w:val="lightGray"/>
@@ -188,7 +188,7 @@
       </w:r>
       <w:r>
         <w:rPr>
-          <w:rFonts w:ascii="Arial" w:hAnsi="Arial" w:cs="Arial"/>
+          <w:rFonts w:ascii="Arial" w:hAnsi="Arial" w:cs="Arial" w:eastAsia="Arial"/>
           <w:b/>
           <w:color w:val="000000"/>
           <w:sz w:val="18"/>
@@ -198,7 +198,7 @@
       </w:r>
       <w:r>
         <w:rPr>
-          <w:rFonts w:ascii="Arial" w:hAnsi="Arial" w:cs="Arial"/>
+          <w:rFonts w:ascii="Arial" w:hAnsi="Arial" w:cs="Arial" w:eastAsia="Arial"/>
           <w:color w:val="000000"/>
           <w:sz w:val="18"/>
           <w:highlight w:val="lightGray"/>
@@ -207,7 +207,7 @@
       </w:r>
       <w:r>
         <w:rPr>
-          <w:rFonts w:ascii="Arial" w:hAnsi="Arial" w:cs="Arial"/>
+          <w:rFonts w:ascii="Arial" w:hAnsi="Arial" w:cs="Arial" w:eastAsia="Arial"/>
           <w:b/>
           <w:color w:val="000000"/>
           <w:sz w:val="18"/>
@@ -217,7 +217,7 @@
       </w:r>
       <w:r>
         <w:rPr>
-          <w:rFonts w:ascii="Arial" w:hAnsi="Arial" w:cs="Arial"/>
+          <w:rFonts w:ascii="Arial" w:hAnsi="Arial" w:cs="Arial" w:eastAsia="Arial"/>
           <w:color w:val="000000"/>
           <w:sz w:val="18"/>
           <w:highlight w:val="lightGray"/>
@@ -233,7 +233,7 @@
       </w:pPr>
       <w:r>
         <w:rPr>
-          <w:rFonts w:ascii="Roboto Mono" w:hAnsi="Roboto Mono"/>
+          <w:rFonts w:ascii="Roboto Mono" w:hAnsi="Roboto Mono" w:eastAsia="Roboto Mono"/>
         </w:rPr>
         <w:t>Composite attributes are used when:</w:t>
       </w:r>
@@ -250,7 +250,7 @@
       </w:pPr>
       <w:r>
         <w:rPr>
-          <w:rFonts w:ascii="Roboto Mono" w:hAnsi="Roboto Mono"/>
+          <w:rFonts w:ascii="Roboto Mono" w:hAnsi="Roboto Mono" w:eastAsia="Roboto Mono"/>
         </w:rPr>
         <w:t xml:space="preserve">An attribute contains multiple components </w:t>
       </w:r>
@@ -267,7 +267,7 @@
       </w:pPr>
       <w:r>
         <w:rPr>
-          <w:rFonts w:ascii="Roboto Mono" w:hAnsi="Roboto Mono"/>
+          <w:rFonts w:ascii="Roboto Mono" w:hAnsi="Roboto Mono" w:eastAsia="Roboto Mono"/>
         </w:rPr>
         <w:t xml:space="preserve">Individual parts need to be stored or accessed separately </w:t>
       </w:r>
@@ -284,7 +284,7 @@
       </w:pPr>
       <w:r>
         <w:rPr>
-          <w:rFonts w:ascii="Roboto Mono" w:hAnsi="Roboto Mono"/>
+          <w:rFonts w:ascii="Roboto Mono" w:hAnsi="Roboto Mono" w:eastAsia="Roboto Mono"/>
         </w:rPr>
         <w:t xml:space="preserve">More detailed data organization is required </w:t>
       </w:r>
@@ -297,7 +297,7 @@
       </w:pPr>
       <w:r>
         <w:rPr>
-          <w:rFonts w:ascii="Roboto Mono" w:hAnsi="Roboto Mono"/>
+          <w:rFonts w:ascii="Roboto Mono" w:hAnsi="Roboto Mono" w:eastAsia="Roboto Mono"/>
         </w:rPr>
         <w:pict w14:anchorId="7B731E06">
           <v:rect id="_x0000_i1026" style="width:0;height:1.5pt" o:hralign="center" o:hrstd="t" o:hr="t" fillcolor="#a0a0a0" stroked="f"/>
@@ -321,7 +321,7 @@
     <w:p>
       <w:r>
         <w:rPr>
-          <w:rFonts w:ascii="Arial" w:hAnsi="Arial" w:cs="Arial"/>
+          <w:rFonts w:ascii="Arial" w:hAnsi="Arial" w:cs="Arial" w:eastAsia="Arial"/>
           <w:b/>
           <w:color w:val="000000"/>
           <w:sz w:val="18"/>
@@ -331,7 +331,7 @@
       </w:r>
       <w:r>
         <w:rPr>
-          <w:rFonts w:ascii="Arial" w:hAnsi="Arial" w:cs="Arial"/>
+          <w:rFonts w:ascii="Arial" w:hAnsi="Arial" w:cs="Arial" w:eastAsia="Arial"/>
           <w:color w:val="000000"/>
           <w:sz w:val="18"/>
           <w:highlight w:val="lightGray"/>
@@ -340,7 +340,7 @@
       </w:r>
       <w:r>
         <w:rPr>
-          <w:rFonts w:ascii="Arial" w:hAnsi="Arial" w:cs="Arial"/>
+          <w:rFonts w:ascii="Arial" w:hAnsi="Arial" w:cs="Arial" w:eastAsia="Arial"/>
           <w:b/>
           <w:color w:val="000000"/>
           <w:sz w:val="18"/>
@@ -350,7 +350,7 @@
       </w:r>
       <w:r>
         <w:rPr>
-          <w:rFonts w:ascii="Arial" w:hAnsi="Arial" w:cs="Arial"/>
+          <w:rFonts w:ascii="Arial" w:hAnsi="Arial" w:cs="Arial" w:eastAsia="Arial"/>
           <w:color w:val="000000"/>
           <w:sz w:val="18"/>
           <w:highlight w:val="lightGray"/>
@@ -359,7 +359,7 @@
       </w:r>
       <w:r>
         <w:rPr>
-          <w:rFonts w:ascii="Arial" w:hAnsi="Arial" w:cs="Arial"/>
+          <w:rFonts w:ascii="Arial" w:hAnsi="Arial" w:cs="Arial" w:eastAsia="Arial"/>
           <w:b/>
           <w:color w:val="000000"/>
           <w:sz w:val="18"/>
@@ -369,7 +369,7 @@
       </w:r>
       <w:r>
         <w:rPr>
-          <w:rFonts w:ascii="Arial" w:hAnsi="Arial" w:cs="Arial"/>
+          <w:rFonts w:ascii="Arial" w:hAnsi="Arial" w:cs="Arial" w:eastAsia="Arial"/>
           <w:color w:val="000000"/>
           <w:sz w:val="18"/>
           <w:highlight w:val="lightGray"/>
@@ -387,7 +387,7 @@
       </w:pPr>
       <w:r>
         <w:rPr>
-          <w:rFonts w:ascii="Roboto Mono" w:hAnsi="Roboto Mono"/>
+          <w:rFonts w:ascii="Roboto Mono" w:hAnsi="Roboto Mono" w:eastAsia="Roboto Mono"/>
           <w:b/>
           <w:bCs/>
         </w:rPr>
@@ -464,7 +464,7 @@
       </w:pPr>
       <w:r>
         <w:rPr>
-          <w:rFonts w:ascii="Roboto Mono" w:hAnsi="Roboto Mono"/>
+          <w:rFonts w:ascii="Roboto Mono" w:hAnsi="Roboto Mono" w:eastAsia="Roboto Mono"/>
         </w:rPr>
         <w:t>Full Name</w:t>
       </w:r>
@@ -477,7 +477,7 @@
       </w:pPr>
       <w:r>
         <w:rPr>
-          <w:rFonts w:ascii="Roboto Mono" w:hAnsi="Roboto Mono"/>
+          <w:rFonts w:ascii="Roboto Mono" w:hAnsi="Roboto Mono" w:eastAsia="Roboto Mono"/>
         </w:rPr>
         <w:t>Can be divided into:</w:t>
       </w:r>
@@ -550,61 +550,61 @@
       </w:pPr>
       <w:r>
         <w:rPr>
-          <w:rFonts w:ascii="Roboto Mono" w:hAnsi="Roboto Mono"/>
+          <w:rFonts w:ascii="Roboto Mono" w:hAnsi="Roboto Mono" w:eastAsia="Roboto Mono"/>
         </w:rPr>
         <w:t>Full Name</w:t>
       </w:r>
       <w:r>
         <w:rPr>
-          <w:rFonts w:ascii="Roboto Mono" w:hAnsi="Roboto Mono"/>
+          <w:rFonts w:ascii="Roboto Mono" w:hAnsi="Roboto Mono" w:eastAsia="Roboto Mono"/>
         </w:rPr>
         <w:br/>
       </w:r>
       <w:r>
         <w:rPr>
-          <w:rFonts w:ascii="MS Gothic" w:eastAsia="MS Gothic" w:hAnsi="MS Gothic" w:cs="MS Gothic" w:hint="eastAsia"/>
+          <w:rFonts w:ascii="Roboto Mono" w:eastAsia="Roboto Mono" w:hAnsi="Roboto Mono" w:cs="MS Gothic" w:hint="eastAsia"/>
         </w:rPr>
         <w:t>├──</w:t>
       </w:r>
       <w:r>
         <w:rPr>
-          <w:rFonts w:ascii="Roboto Mono" w:hAnsi="Roboto Mono"/>
+          <w:rFonts w:ascii="Roboto Mono" w:hAnsi="Roboto Mono" w:eastAsia="Roboto Mono"/>
         </w:rPr>
         <w:t xml:space="preserve"> First Name</w:t>
       </w:r>
       <w:r>
         <w:rPr>
-          <w:rFonts w:ascii="Roboto Mono" w:hAnsi="Roboto Mono"/>
+          <w:rFonts w:ascii="Roboto Mono" w:hAnsi="Roboto Mono" w:eastAsia="Roboto Mono"/>
         </w:rPr>
         <w:br/>
       </w:r>
       <w:r>
         <w:rPr>
-          <w:rFonts w:ascii="MS Gothic" w:eastAsia="MS Gothic" w:hAnsi="MS Gothic" w:cs="MS Gothic" w:hint="eastAsia"/>
+          <w:rFonts w:ascii="Roboto Mono" w:eastAsia="Roboto Mono" w:hAnsi="Roboto Mono" w:cs="MS Gothic" w:hint="eastAsia"/>
         </w:rPr>
         <w:t>├──</w:t>
       </w:r>
       <w:r>
         <w:rPr>
-          <w:rFonts w:ascii="Roboto Mono" w:hAnsi="Roboto Mono"/>
+          <w:rFonts w:ascii="Roboto Mono" w:hAnsi="Roboto Mono" w:eastAsia="Roboto Mono"/>
         </w:rPr>
         <w:t xml:space="preserve"> Middle Name</w:t>
       </w:r>
       <w:r>
         <w:rPr>
-          <w:rFonts w:ascii="Roboto Mono" w:hAnsi="Roboto Mono"/>
+          <w:rFonts w:ascii="Roboto Mono" w:hAnsi="Roboto Mono" w:eastAsia="Roboto Mono"/>
         </w:rPr>
         <w:br/>
       </w:r>
       <w:r>
         <w:rPr>
-          <w:rFonts w:ascii="MS Gothic" w:eastAsia="MS Gothic" w:hAnsi="MS Gothic" w:cs="MS Gothic" w:hint="eastAsia"/>
+          <w:rFonts w:ascii="Roboto Mono" w:eastAsia="Roboto Mono" w:hAnsi="Roboto Mono" w:cs="MS Gothic" w:hint="eastAsia"/>
         </w:rPr>
         <w:t>└──</w:t>
       </w:r>
       <w:r>
         <w:rPr>
-          <w:rFonts w:ascii="Roboto Mono" w:hAnsi="Roboto Mono"/>
+          <w:rFonts w:ascii="Roboto Mono" w:hAnsi="Roboto Mono" w:eastAsia="Roboto Mono"/>
         </w:rPr>
         <w:t xml:space="preserve"> Last Name</w:t>
       </w:r>
@@ -617,7 +617,7 @@
       </w:pPr>
       <w:r>
         <w:rPr>
-          <w:rFonts w:ascii="Roboto Mono" w:hAnsi="Roboto Mono"/>
+          <w:rFonts w:ascii="Roboto Mono" w:hAnsi="Roboto Mono" w:eastAsia="Roboto Mono"/>
         </w:rPr>
         <w:pict w14:anchorId="0A53D96C">
           <v:rect id="_x0000_i1027" style="width:0;height:1.5pt" o:hralign="center" o:hrstd="t" o:hr="t" fillcolor="#a0a0a0" stroked="f"/>
@@ -649,7 +649,7 @@
     <w:p>
       <w:r>
         <w:rPr>
-          <w:rFonts w:ascii="Arial" w:hAnsi="Arial" w:cs="Arial"/>
+          <w:rFonts w:ascii="Arial" w:hAnsi="Arial" w:cs="Arial" w:eastAsia="Arial"/>
           <w:b/>
           <w:color w:val="000000"/>
           <w:sz w:val="18"/>
@@ -659,7 +659,7 @@
       </w:r>
       <w:r>
         <w:rPr>
-          <w:rFonts w:ascii="Arial" w:hAnsi="Arial" w:cs="Arial"/>
+          <w:rFonts w:ascii="Arial" w:hAnsi="Arial" w:cs="Arial" w:eastAsia="Arial"/>
           <w:color w:val="000000"/>
           <w:sz w:val="18"/>
           <w:highlight w:val="lightGray"/>
@@ -668,7 +668,7 @@
       </w:r>
       <w:r>
         <w:rPr>
-          <w:rFonts w:ascii="Arial" w:hAnsi="Arial" w:cs="Arial"/>
+          <w:rFonts w:ascii="Arial" w:hAnsi="Arial" w:cs="Arial" w:eastAsia="Arial"/>
           <w:b/>
           <w:color w:val="000000"/>
           <w:sz w:val="18"/>
@@ -678,7 +678,7 @@
       </w:r>
       <w:r>
         <w:rPr>
-          <w:rFonts w:ascii="Arial" w:hAnsi="Arial" w:cs="Arial"/>
+          <w:rFonts w:ascii="Arial" w:hAnsi="Arial" w:cs="Arial" w:eastAsia="Arial"/>
           <w:color w:val="000000"/>
           <w:sz w:val="18"/>
           <w:highlight w:val="lightGray"/>
@@ -687,7 +687,7 @@
       </w:r>
       <w:r>
         <w:rPr>
-          <w:rFonts w:ascii="Arial" w:hAnsi="Arial" w:cs="Arial"/>
+          <w:rFonts w:ascii="Arial" w:hAnsi="Arial" w:cs="Arial" w:eastAsia="Arial"/>
           <w:b/>
           <w:color w:val="000000"/>
           <w:sz w:val="18"/>
@@ -697,7 +697,7 @@
       </w:r>
       <w:r>
         <w:rPr>
-          <w:rFonts w:ascii="Arial" w:hAnsi="Arial" w:cs="Arial"/>
+          <w:rFonts w:ascii="Arial" w:hAnsi="Arial" w:cs="Arial" w:eastAsia="Arial"/>
           <w:color w:val="000000"/>
           <w:sz w:val="18"/>
           <w:highlight w:val="lightGray"/>
@@ -775,61 +775,61 @@
       </w:pPr>
       <w:r>
         <w:rPr>
-          <w:rFonts w:ascii="Roboto Mono" w:hAnsi="Roboto Mono"/>
+          <w:rFonts w:ascii="Roboto Mono" w:hAnsi="Roboto Mono" w:eastAsia="Roboto Mono"/>
         </w:rPr>
         <w:t>Full Name</w:t>
       </w:r>
       <w:r>
         <w:rPr>
-          <w:rFonts w:ascii="Roboto Mono" w:hAnsi="Roboto Mono"/>
+          <w:rFonts w:ascii="Roboto Mono" w:hAnsi="Roboto Mono" w:eastAsia="Roboto Mono"/>
         </w:rPr>
         <w:br/>
       </w:r>
       <w:r>
         <w:rPr>
-          <w:rFonts w:ascii="MS Gothic" w:eastAsia="MS Gothic" w:hAnsi="MS Gothic" w:cs="MS Gothic" w:hint="eastAsia"/>
+          <w:rFonts w:ascii="Roboto Mono" w:eastAsia="Roboto Mono" w:hAnsi="Roboto Mono" w:cs="MS Gothic" w:hint="eastAsia"/>
         </w:rPr>
         <w:t>├──</w:t>
       </w:r>
       <w:r>
         <w:rPr>
-          <w:rFonts w:ascii="Roboto Mono" w:hAnsi="Roboto Mono"/>
+          <w:rFonts w:ascii="Roboto Mono" w:hAnsi="Roboto Mono" w:eastAsia="Roboto Mono"/>
         </w:rPr>
         <w:t xml:space="preserve"> First Name</w:t>
       </w:r>
       <w:r>
         <w:rPr>
-          <w:rFonts w:ascii="Roboto Mono" w:hAnsi="Roboto Mono"/>
+          <w:rFonts w:ascii="Roboto Mono" w:hAnsi="Roboto Mono" w:eastAsia="Roboto Mono"/>
         </w:rPr>
         <w:br/>
       </w:r>
       <w:r>
         <w:rPr>
-          <w:rFonts w:ascii="MS Gothic" w:eastAsia="MS Gothic" w:hAnsi="MS Gothic" w:cs="MS Gothic" w:hint="eastAsia"/>
+          <w:rFonts w:ascii="Roboto Mono" w:eastAsia="Roboto Mono" w:hAnsi="Roboto Mono" w:cs="MS Gothic" w:hint="eastAsia"/>
         </w:rPr>
         <w:t>├──</w:t>
       </w:r>
       <w:r>
         <w:rPr>
-          <w:rFonts w:ascii="Roboto Mono" w:hAnsi="Roboto Mono"/>
+          <w:rFonts w:ascii="Roboto Mono" w:hAnsi="Roboto Mono" w:eastAsia="Roboto Mono"/>
         </w:rPr>
         <w:t xml:space="preserve"> Middle Name</w:t>
       </w:r>
       <w:r>
         <w:rPr>
-          <w:rFonts w:ascii="Roboto Mono" w:hAnsi="Roboto Mono"/>
+          <w:rFonts w:ascii="Roboto Mono" w:hAnsi="Roboto Mono" w:eastAsia="Roboto Mono"/>
         </w:rPr>
         <w:br/>
       </w:r>
       <w:r>
         <w:rPr>
-          <w:rFonts w:ascii="MS Gothic" w:eastAsia="MS Gothic" w:hAnsi="MS Gothic" w:cs="MS Gothic" w:hint="eastAsia"/>
+          <w:rFonts w:ascii="Roboto Mono" w:eastAsia="Roboto Mono" w:hAnsi="Roboto Mono" w:cs="MS Gothic" w:hint="eastAsia"/>
         </w:rPr>
         <w:t>└──</w:t>
       </w:r>
       <w:r>
         <w:rPr>
-          <w:rFonts w:ascii="Roboto Mono" w:hAnsi="Roboto Mono"/>
+          <w:rFonts w:ascii="Roboto Mono" w:hAnsi="Roboto Mono" w:eastAsia="Roboto Mono"/>
         </w:rPr>
         <w:t xml:space="preserve"> Last Name</w:t>
       </w:r>
@@ -842,7 +842,7 @@
       </w:pPr>
       <w:r>
         <w:rPr>
-          <w:rFonts w:ascii="Roboto Mono" w:hAnsi="Roboto Mono"/>
+          <w:rFonts w:ascii="Roboto Mono" w:hAnsi="Roboto Mono" w:eastAsia="Roboto Mono"/>
         </w:rPr>
         <w:t>Example:</w:t>
       </w:r>
@@ -915,7 +915,7 @@
       </w:pPr>
       <w:r>
         <w:rPr>
-          <w:rFonts w:ascii="Roboto Mono" w:hAnsi="Roboto Mono"/>
+          <w:rFonts w:ascii="Roboto Mono" w:hAnsi="Roboto Mono" w:eastAsia="Roboto Mono"/>
         </w:rPr>
         <w:t>Ali Mohamed Hassan</w:t>
       </w:r>
@@ -1194,7 +1194,7 @@
       </w:pPr>
       <w:r>
         <w:rPr>
-          <w:rFonts w:ascii="Roboto Mono" w:hAnsi="Roboto Mono"/>
+          <w:rFonts w:ascii="Roboto Mono" w:hAnsi="Roboto Mono" w:eastAsia="Roboto Mono"/>
         </w:rPr>
         <w:pict w14:anchorId="4DC8C6D8">
           <v:rect id="_x0000_i1028" style="width:0;height:1.5pt" o:hralign="center" o:hrstd="t" o:hr="t" fillcolor="#a0a0a0" stroked="f"/>
@@ -1219,7 +1219,7 @@
       </w:pPr>
       <w:r>
         <w:rPr>
-          <w:rFonts w:ascii="Arial" w:hAnsi="Arial" w:cs="Arial"/>
+          <w:rFonts w:ascii="Arial" w:hAnsi="Arial" w:cs="Arial" w:eastAsia="Arial"/>
           <w:b/>
           <w:color w:val="000000"/>
           <w:sz w:val="18"/>
@@ -1229,7 +1229,7 @@
       </w:r>
       <w:r>
         <w:rPr>
-          <w:rFonts w:ascii="Arial" w:hAnsi="Arial" w:cs="Arial"/>
+          <w:rFonts w:ascii="Arial" w:hAnsi="Arial" w:cs="Arial" w:eastAsia="Arial"/>
           <w:color w:val="000000"/>
           <w:sz w:val="18"/>
           <w:highlight w:val="lightGray"/>
@@ -1238,7 +1238,7 @@
       </w:r>
       <w:r>
         <w:rPr>
-          <w:rFonts w:ascii="Arial" w:hAnsi="Arial" w:cs="Arial"/>
+          <w:rFonts w:ascii="Arial" w:hAnsi="Arial" w:cs="Arial" w:eastAsia="Arial"/>
           <w:b/>
           <w:color w:val="000000"/>
           <w:sz w:val="18"/>
@@ -1248,7 +1248,7 @@
       </w:r>
       <w:r>
         <w:rPr>
-          <w:rFonts w:ascii="Arial" w:hAnsi="Arial" w:cs="Arial"/>
+          <w:rFonts w:ascii="Arial" w:hAnsi="Arial" w:cs="Arial" w:eastAsia="Arial"/>
           <w:color w:val="000000"/>
           <w:sz w:val="18"/>
           <w:highlight w:val="lightGray"/>
@@ -1257,7 +1257,7 @@
       </w:r>
       <w:r>
         <w:rPr>
-          <w:rFonts w:ascii="Arial" w:hAnsi="Arial" w:cs="Arial"/>
+          <w:rFonts w:ascii="Arial" w:hAnsi="Arial" w:cs="Arial" w:eastAsia="Arial"/>
           <w:b/>
           <w:color w:val="000000"/>
           <w:sz w:val="18"/>
@@ -1267,7 +1267,7 @@
       </w:r>
       <w:r>
         <w:rPr>
-          <w:rFonts w:ascii="Arial" w:hAnsi="Arial" w:cs="Arial"/>
+          <w:rFonts w:ascii="Arial" w:hAnsi="Arial" w:cs="Arial" w:eastAsia="Arial"/>
           <w:color w:val="000000"/>
           <w:sz w:val="18"/>
           <w:highlight w:val="lightGray"/>
@@ -1338,97 +1338,97 @@
       </w:pPr>
       <w:r>
         <w:rPr>
-          <w:rFonts w:ascii="Roboto Mono" w:hAnsi="Roboto Mono"/>
+          <w:rFonts w:ascii="Roboto Mono" w:hAnsi="Roboto Mono" w:eastAsia="Roboto Mono"/>
         </w:rPr>
         <w:t>Address</w:t>
       </w:r>
       <w:r>
         <w:rPr>
-          <w:rFonts w:ascii="Roboto Mono" w:hAnsi="Roboto Mono"/>
+          <w:rFonts w:ascii="Roboto Mono" w:hAnsi="Roboto Mono" w:eastAsia="Roboto Mono"/>
         </w:rPr>
         <w:br/>
       </w:r>
       <w:r>
         <w:rPr>
-          <w:rFonts w:ascii="MS Gothic" w:eastAsia="MS Gothic" w:hAnsi="MS Gothic" w:cs="MS Gothic" w:hint="eastAsia"/>
+          <w:rFonts w:ascii="Roboto Mono" w:eastAsia="Roboto Mono" w:hAnsi="Roboto Mono" w:cs="MS Gothic" w:hint="eastAsia"/>
         </w:rPr>
         <w:t>├──</w:t>
       </w:r>
       <w:r>
         <w:rPr>
-          <w:rFonts w:ascii="Roboto Mono" w:hAnsi="Roboto Mono"/>
+          <w:rFonts w:ascii="Roboto Mono" w:hAnsi="Roboto Mono" w:eastAsia="Roboto Mono"/>
         </w:rPr>
         <w:t xml:space="preserve"> Street</w:t>
       </w:r>
       <w:r>
         <w:rPr>
-          <w:rFonts w:ascii="Roboto Mono" w:hAnsi="Roboto Mono"/>
+          <w:rFonts w:ascii="Roboto Mono" w:hAnsi="Roboto Mono" w:eastAsia="Roboto Mono"/>
         </w:rPr>
         <w:br/>
       </w:r>
       <w:r>
         <w:rPr>
-          <w:rFonts w:ascii="MS Gothic" w:eastAsia="MS Gothic" w:hAnsi="MS Gothic" w:cs="MS Gothic" w:hint="eastAsia"/>
+          <w:rFonts w:ascii="Roboto Mono" w:eastAsia="Roboto Mono" w:hAnsi="Roboto Mono" w:cs="MS Gothic" w:hint="eastAsia"/>
         </w:rPr>
         <w:t>├──</w:t>
       </w:r>
       <w:r>
         <w:rPr>
-          <w:rFonts w:ascii="Roboto Mono" w:hAnsi="Roboto Mono"/>
+          <w:rFonts w:ascii="Roboto Mono" w:hAnsi="Roboto Mono" w:eastAsia="Roboto Mono"/>
         </w:rPr>
         <w:t xml:space="preserve"> City</w:t>
       </w:r>
       <w:r>
         <w:rPr>
-          <w:rFonts w:ascii="Roboto Mono" w:hAnsi="Roboto Mono"/>
+          <w:rFonts w:ascii="Roboto Mono" w:hAnsi="Roboto Mono" w:eastAsia="Roboto Mono"/>
         </w:rPr>
         <w:br/>
       </w:r>
       <w:r>
         <w:rPr>
-          <w:rFonts w:ascii="MS Gothic" w:eastAsia="MS Gothic" w:hAnsi="MS Gothic" w:cs="MS Gothic" w:hint="eastAsia"/>
+          <w:rFonts w:ascii="Roboto Mono" w:eastAsia="Roboto Mono" w:hAnsi="Roboto Mono" w:cs="MS Gothic" w:hint="eastAsia"/>
         </w:rPr>
         <w:t>├──</w:t>
       </w:r>
       <w:r>
         <w:rPr>
-          <w:rFonts w:ascii="Roboto Mono" w:hAnsi="Roboto Mono"/>
+          <w:rFonts w:ascii="Roboto Mono" w:hAnsi="Roboto Mono" w:eastAsia="Roboto Mono"/>
         </w:rPr>
         <w:t xml:space="preserve"> State</w:t>
       </w:r>
       <w:r>
         <w:rPr>
-          <w:rFonts w:ascii="Roboto Mono" w:hAnsi="Roboto Mono"/>
+          <w:rFonts w:ascii="Roboto Mono" w:hAnsi="Roboto Mono" w:eastAsia="Roboto Mono"/>
         </w:rPr>
         <w:br/>
       </w:r>
       <w:r>
         <w:rPr>
-          <w:rFonts w:ascii="MS Gothic" w:eastAsia="MS Gothic" w:hAnsi="MS Gothic" w:cs="MS Gothic" w:hint="eastAsia"/>
+          <w:rFonts w:ascii="Roboto Mono" w:eastAsia="Roboto Mono" w:hAnsi="Roboto Mono" w:cs="MS Gothic" w:hint="eastAsia"/>
         </w:rPr>
         <w:t>├──</w:t>
       </w:r>
       <w:r>
         <w:rPr>
-          <w:rFonts w:ascii="Roboto Mono" w:hAnsi="Roboto Mono"/>
+          <w:rFonts w:ascii="Roboto Mono" w:hAnsi="Roboto Mono" w:eastAsia="Roboto Mono"/>
         </w:rPr>
         <w:t xml:space="preserve"> Postal Code</w:t>
       </w:r>
       <w:r>
         <w:rPr>
-          <w:rFonts w:ascii="Roboto Mono" w:hAnsi="Roboto Mono"/>
+          <w:rFonts w:ascii="Roboto Mono" w:hAnsi="Roboto Mono" w:eastAsia="Roboto Mono"/>
         </w:rPr>
         <w:br/>
       </w:r>
       <w:r>
         <w:rPr>
-          <w:rFonts w:ascii="MS Gothic" w:eastAsia="MS Gothic" w:hAnsi="MS Gothic" w:cs="MS Gothic" w:hint="eastAsia"/>
+          <w:rFonts w:ascii="Roboto Mono" w:eastAsia="Roboto Mono" w:hAnsi="Roboto Mono" w:cs="MS Gothic" w:hint="eastAsia"/>
         </w:rPr>
         <w:t>└──</w:t>
       </w:r>
       <w:r>
         <w:rPr>
-          <w:rFonts w:ascii="Roboto Mono" w:hAnsi="Roboto Mono"/>
+          <w:rFonts w:ascii="Roboto Mono" w:hAnsi="Roboto Mono" w:eastAsia="Roboto Mono"/>
         </w:rPr>
         <w:t xml:space="preserve"> Country</w:t>
       </w:r>
@@ -1441,7 +1441,7 @@
       </w:pPr>
       <w:r>
         <w:rPr>
-          <w:rFonts w:ascii="Roboto Mono" w:hAnsi="Roboto Mono"/>
+          <w:rFonts w:ascii="Roboto Mono" w:hAnsi="Roboto Mono" w:eastAsia="Roboto Mono"/>
         </w:rPr>
         <w:t>Example:</w:t>
       </w:r>
@@ -1514,7 +1514,7 @@
       </w:pPr>
       <w:r>
         <w:rPr>
-          <w:rFonts w:ascii="Roboto Mono" w:hAnsi="Roboto Mono"/>
+          <w:rFonts w:ascii="Roboto Mono" w:hAnsi="Roboto Mono" w:eastAsia="Roboto Mono"/>
         </w:rPr>
         <w:t>123 Main St, Cairo, Egypt</w:t>
       </w:r>
@@ -1527,7 +1527,7 @@
       </w:pPr>
       <w:r>
         <w:rPr>
-          <w:rFonts w:ascii="Roboto Mono" w:hAnsi="Roboto Mono"/>
+          <w:rFonts w:ascii="Roboto Mono" w:hAnsi="Roboto Mono" w:eastAsia="Roboto Mono"/>
         </w:rPr>
         <w:pict w14:anchorId="2A8138AB">
           <v:rect id="_x0000_i1029" style="width:0;height:1.5pt" o:hralign="center" o:hrstd="t" o:hr="t" fillcolor="#a0a0a0" stroked="f"/>
@@ -1552,7 +1552,7 @@
       </w:pPr>
       <w:r>
         <w:rPr>
-          <w:rFonts w:ascii="Arial" w:hAnsi="Arial" w:cs="Arial"/>
+          <w:rFonts w:ascii="Arial" w:hAnsi="Arial" w:cs="Arial" w:eastAsia="Arial"/>
           <w:b/>
           <w:color w:val="000000"/>
           <w:sz w:val="18"/>
@@ -1562,7 +1562,7 @@
       </w:r>
       <w:r>
         <w:rPr>
-          <w:rFonts w:ascii="Arial" w:hAnsi="Arial" w:cs="Arial"/>
+          <w:rFonts w:ascii="Arial" w:hAnsi="Arial" w:cs="Arial" w:eastAsia="Arial"/>
           <w:color w:val="000000"/>
           <w:sz w:val="18"/>
           <w:highlight w:val="lightGray"/>
@@ -1571,7 +1571,7 @@
       </w:r>
       <w:r>
         <w:rPr>
-          <w:rFonts w:ascii="Arial" w:hAnsi="Arial" w:cs="Arial"/>
+          <w:rFonts w:ascii="Arial" w:hAnsi="Arial" w:cs="Arial" w:eastAsia="Arial"/>
           <w:b/>
           <w:color w:val="000000"/>
           <w:sz w:val="18"/>
@@ -1581,7 +1581,7 @@
       </w:r>
       <w:r>
         <w:rPr>
-          <w:rFonts w:ascii="Arial" w:hAnsi="Arial" w:cs="Arial"/>
+          <w:rFonts w:ascii="Arial" w:hAnsi="Arial" w:cs="Arial" w:eastAsia="Arial"/>
           <w:color w:val="000000"/>
           <w:sz w:val="18"/>
           <w:highlight w:val="lightGray"/>
@@ -1590,7 +1590,7 @@
       </w:r>
       <w:r>
         <w:rPr>
-          <w:rFonts w:ascii="Arial" w:hAnsi="Arial" w:cs="Arial"/>
+          <w:rFonts w:ascii="Arial" w:hAnsi="Arial" w:cs="Arial" w:eastAsia="Arial"/>
           <w:b/>
           <w:color w:val="000000"/>
           <w:sz w:val="18"/>
@@ -1600,7 +1600,7 @@
       </w:r>
       <w:r>
         <w:rPr>
-          <w:rFonts w:ascii="Arial" w:hAnsi="Arial" w:cs="Arial"/>
+          <w:rFonts w:ascii="Arial" w:hAnsi="Arial" w:cs="Arial" w:eastAsia="Arial"/>
           <w:color w:val="000000"/>
           <w:sz w:val="18"/>
           <w:highlight w:val="lightGray"/>
@@ -1671,61 +1671,61 @@
       </w:pPr>
       <w:r>
         <w:rPr>
-          <w:rFonts w:ascii="Roboto Mono" w:hAnsi="Roboto Mono"/>
+          <w:rFonts w:ascii="Roboto Mono" w:hAnsi="Roboto Mono" w:eastAsia="Roboto Mono"/>
         </w:rPr>
         <w:t>Date</w:t>
       </w:r>
       <w:r>
         <w:rPr>
-          <w:rFonts w:ascii="Roboto Mono" w:hAnsi="Roboto Mono"/>
+          <w:rFonts w:ascii="Roboto Mono" w:hAnsi="Roboto Mono" w:eastAsia="Roboto Mono"/>
         </w:rPr>
         <w:br/>
       </w:r>
       <w:r>
         <w:rPr>
-          <w:rFonts w:ascii="MS Gothic" w:eastAsia="MS Gothic" w:hAnsi="MS Gothic" w:cs="MS Gothic" w:hint="eastAsia"/>
+          <w:rFonts w:ascii="Roboto Mono" w:eastAsia="Roboto Mono" w:hAnsi="Roboto Mono" w:cs="MS Gothic" w:hint="eastAsia"/>
         </w:rPr>
         <w:t>├──</w:t>
       </w:r>
       <w:r>
         <w:rPr>
-          <w:rFonts w:ascii="Roboto Mono" w:hAnsi="Roboto Mono"/>
+          <w:rFonts w:ascii="Roboto Mono" w:hAnsi="Roboto Mono" w:eastAsia="Roboto Mono"/>
         </w:rPr>
         <w:t xml:space="preserve"> Day</w:t>
       </w:r>
       <w:r>
         <w:rPr>
-          <w:rFonts w:ascii="Roboto Mono" w:hAnsi="Roboto Mono"/>
+          <w:rFonts w:ascii="Roboto Mono" w:hAnsi="Roboto Mono" w:eastAsia="Roboto Mono"/>
         </w:rPr>
         <w:br/>
       </w:r>
       <w:r>
         <w:rPr>
-          <w:rFonts w:ascii="MS Gothic" w:eastAsia="MS Gothic" w:hAnsi="MS Gothic" w:cs="MS Gothic" w:hint="eastAsia"/>
+          <w:rFonts w:ascii="Roboto Mono" w:eastAsia="Roboto Mono" w:hAnsi="Roboto Mono" w:cs="MS Gothic" w:hint="eastAsia"/>
         </w:rPr>
         <w:t>├──</w:t>
       </w:r>
       <w:r>
         <w:rPr>
-          <w:rFonts w:ascii="Roboto Mono" w:hAnsi="Roboto Mono"/>
+          <w:rFonts w:ascii="Roboto Mono" w:hAnsi="Roboto Mono" w:eastAsia="Roboto Mono"/>
         </w:rPr>
         <w:t xml:space="preserve"> Month</w:t>
       </w:r>
       <w:r>
         <w:rPr>
-          <w:rFonts w:ascii="Roboto Mono" w:hAnsi="Roboto Mono"/>
+          <w:rFonts w:ascii="Roboto Mono" w:hAnsi="Roboto Mono" w:eastAsia="Roboto Mono"/>
         </w:rPr>
         <w:br/>
       </w:r>
       <w:r>
         <w:rPr>
-          <w:rFonts w:ascii="MS Gothic" w:eastAsia="MS Gothic" w:hAnsi="MS Gothic" w:cs="MS Gothic" w:hint="eastAsia"/>
+          <w:rFonts w:ascii="Roboto Mono" w:eastAsia="Roboto Mono" w:hAnsi="Roboto Mono" w:cs="MS Gothic" w:hint="eastAsia"/>
         </w:rPr>
         <w:t>└──</w:t>
       </w:r>
       <w:r>
         <w:rPr>
-          <w:rFonts w:ascii="Roboto Mono" w:hAnsi="Roboto Mono"/>
+          <w:rFonts w:ascii="Roboto Mono" w:hAnsi="Roboto Mono" w:eastAsia="Roboto Mono"/>
         </w:rPr>
         <w:t xml:space="preserve"> Year</w:t>
       </w:r>
@@ -1738,7 +1738,7 @@
       </w:pPr>
       <w:r>
         <w:rPr>
-          <w:rFonts w:ascii="Roboto Mono" w:hAnsi="Roboto Mono"/>
+          <w:rFonts w:ascii="Roboto Mono" w:hAnsi="Roboto Mono" w:eastAsia="Roboto Mono"/>
         </w:rPr>
         <w:t>Example:</w:t>
       </w:r>
@@ -1811,7 +1811,7 @@
       </w:pPr>
       <w:r>
         <w:rPr>
-          <w:rFonts w:ascii="Roboto Mono" w:hAnsi="Roboto Mono"/>
+          <w:rFonts w:ascii="Roboto Mono" w:hAnsi="Roboto Mono" w:eastAsia="Roboto Mono"/>
         </w:rPr>
         <w:t>11 / 06 / 2026</w:t>
       </w:r>
@@ -1824,7 +1824,7 @@
       </w:pPr>
       <w:r>
         <w:rPr>
-          <w:rFonts w:ascii="Roboto Mono" w:hAnsi="Roboto Mono"/>
+          <w:rFonts w:ascii="Roboto Mono" w:hAnsi="Roboto Mono" w:eastAsia="Roboto Mono"/>
         </w:rPr>
         <w:pict w14:anchorId="3A67B6B0">
           <v:rect id="_x0000_i1030" style="width:0;height:1.5pt" o:hralign="center" o:hrstd="t" o:hr="t" fillcolor="#a0a0a0" stroked="f"/>
@@ -1848,7 +1848,7 @@
     <w:p>
       <w:r>
         <w:rPr>
-          <w:rFonts w:ascii="Arial" w:hAnsi="Arial" w:cs="Arial"/>
+          <w:rFonts w:ascii="Arial" w:hAnsi="Arial" w:cs="Arial" w:eastAsia="Arial"/>
           <w:b/>
           <w:color w:val="000000"/>
           <w:sz w:val="18"/>
@@ -1858,7 +1858,7 @@
       </w:r>
       <w:r>
         <w:rPr>
-          <w:rFonts w:ascii="Arial" w:hAnsi="Arial" w:cs="Arial"/>
+          <w:rFonts w:ascii="Arial" w:hAnsi="Arial" w:cs="Arial" w:eastAsia="Arial"/>
           <w:color w:val="000000"/>
           <w:sz w:val="18"/>
           <w:highlight w:val="lightGray"/>
@@ -1867,7 +1867,7 @@
       </w:r>
       <w:r>
         <w:rPr>
-          <w:rFonts w:ascii="Arial" w:hAnsi="Arial" w:cs="Arial"/>
+          <w:rFonts w:ascii="Arial" w:hAnsi="Arial" w:cs="Arial" w:eastAsia="Arial"/>
           <w:b/>
           <w:color w:val="000000"/>
           <w:sz w:val="18"/>
@@ -1877,7 +1877,7 @@
       </w:r>
       <w:r>
         <w:rPr>
-          <w:rFonts w:ascii="Arial" w:hAnsi="Arial" w:cs="Arial"/>
+          <w:rFonts w:ascii="Arial" w:hAnsi="Arial" w:cs="Arial" w:eastAsia="Arial"/>
           <w:color w:val="000000"/>
           <w:sz w:val="18"/>
           <w:highlight w:val="lightGray"/>
@@ -1886,7 +1886,7 @@
       </w:r>
       <w:r>
         <w:rPr>
-          <w:rFonts w:ascii="Arial" w:hAnsi="Arial" w:cs="Arial"/>
+          <w:rFonts w:ascii="Arial" w:hAnsi="Arial" w:cs="Arial" w:eastAsia="Arial"/>
           <w:b/>
           <w:color w:val="000000"/>
           <w:sz w:val="18"/>
@@ -1896,7 +1896,7 @@
       </w:r>
       <w:r>
         <w:rPr>
-          <w:rFonts w:ascii="Arial" w:hAnsi="Arial" w:cs="Arial"/>
+          <w:rFonts w:ascii="Arial" w:hAnsi="Arial" w:cs="Arial" w:eastAsia="Arial"/>
           <w:color w:val="000000"/>
           <w:sz w:val="18"/>
           <w:highlight w:val="lightGray"/>
@@ -1912,7 +1912,7 @@
       </w:pPr>
       <w:r>
         <w:rPr>
-          <w:rFonts w:ascii="Roboto Mono" w:hAnsi="Roboto Mono"/>
+          <w:rFonts w:ascii="Roboto Mono" w:hAnsi="Roboto Mono" w:eastAsia="Roboto Mono"/>
         </w:rPr>
         <w:t>A composite attribute:</w:t>
       </w:r>
@@ -1929,7 +1929,7 @@
       </w:pPr>
       <w:r>
         <w:rPr>
-          <w:rFonts w:ascii="Roboto Mono" w:hAnsi="Roboto Mono"/>
+          <w:rFonts w:ascii="Roboto Mono" w:hAnsi="Roboto Mono" w:eastAsia="Roboto Mono"/>
         </w:rPr>
         <w:t xml:space="preserve">Contains multiple components </w:t>
       </w:r>
@@ -1946,7 +1946,7 @@
       </w:pPr>
       <w:r>
         <w:rPr>
-          <w:rFonts w:ascii="Roboto Mono" w:hAnsi="Roboto Mono"/>
+          <w:rFonts w:ascii="Roboto Mono" w:hAnsi="Roboto Mono" w:eastAsia="Roboto Mono"/>
         </w:rPr>
         <w:t xml:space="preserve">Can be broken into meaningful parts </w:t>
       </w:r>
@@ -1963,7 +1963,7 @@
       </w:pPr>
       <w:r>
         <w:rPr>
-          <w:rFonts w:ascii="Roboto Mono" w:hAnsi="Roboto Mono"/>
+          <w:rFonts w:ascii="Roboto Mono" w:hAnsi="Roboto Mono" w:eastAsia="Roboto Mono"/>
         </w:rPr>
         <w:t xml:space="preserve">Improves data organization </w:t>
       </w:r>
@@ -1980,7 +1980,7 @@
       </w:pPr>
       <w:r>
         <w:rPr>
-          <w:rFonts w:ascii="Roboto Mono" w:hAnsi="Roboto Mono"/>
+          <w:rFonts w:ascii="Roboto Mono" w:hAnsi="Roboto Mono" w:eastAsia="Roboto Mono"/>
         </w:rPr>
         <w:t xml:space="preserve">May be stored as separate columns in a database </w:t>
       </w:r>
@@ -1993,7 +1993,7 @@
       </w:pPr>
       <w:r>
         <w:rPr>
-          <w:rFonts w:ascii="Roboto Mono" w:hAnsi="Roboto Mono"/>
+          <w:rFonts w:ascii="Roboto Mono" w:hAnsi="Roboto Mono" w:eastAsia="Roboto Mono"/>
         </w:rPr>
         <w:pict w14:anchorId="37D84B1D">
           <v:rect id="_x0000_i1031" style="width:0;height:1.5pt" o:hralign="center" o:hrstd="t" o:hr="t" fillcolor="#a0a0a0" stroked="f"/>
@@ -2017,7 +2017,7 @@
     <w:p>
       <w:r>
         <w:rPr>
-          <w:rFonts w:ascii="Arial" w:hAnsi="Arial" w:cs="Arial"/>
+          <w:rFonts w:ascii="Arial" w:hAnsi="Arial" w:cs="Arial" w:eastAsia="Arial"/>
           <w:b/>
           <w:color w:val="000000"/>
           <w:sz w:val="18"/>
@@ -2027,7 +2027,7 @@
       </w:r>
       <w:r>
         <w:rPr>
-          <w:rFonts w:ascii="Arial" w:hAnsi="Arial" w:cs="Arial"/>
+          <w:rFonts w:ascii="Arial" w:hAnsi="Arial" w:cs="Arial" w:eastAsia="Arial"/>
           <w:color w:val="000000"/>
           <w:sz w:val="18"/>
           <w:highlight w:val="lightGray"/>
@@ -2036,7 +2036,7 @@
       </w:r>
       <w:r>
         <w:rPr>
-          <w:rFonts w:ascii="Arial" w:hAnsi="Arial" w:cs="Arial"/>
+          <w:rFonts w:ascii="Arial" w:hAnsi="Arial" w:cs="Arial" w:eastAsia="Arial"/>
           <w:b/>
           <w:color w:val="000000"/>
           <w:sz w:val="18"/>
@@ -2046,7 +2046,7 @@
       </w:r>
       <w:r>
         <w:rPr>
-          <w:rFonts w:ascii="Arial" w:hAnsi="Arial" w:cs="Arial"/>
+          <w:rFonts w:ascii="Arial" w:hAnsi="Arial" w:cs="Arial" w:eastAsia="Arial"/>
           <w:color w:val="000000"/>
           <w:sz w:val="18"/>
           <w:highlight w:val="lightGray"/>
@@ -2055,7 +2055,7 @@
       </w:r>
       <w:r>
         <w:rPr>
-          <w:rFonts w:ascii="Arial" w:hAnsi="Arial" w:cs="Arial"/>
+          <w:rFonts w:ascii="Arial" w:hAnsi="Arial" w:cs="Arial" w:eastAsia="Arial"/>
           <w:b/>
           <w:color w:val="000000"/>
           <w:sz w:val="18"/>
@@ -2065,7 +2065,7 @@
       </w:r>
       <w:r>
         <w:rPr>
-          <w:rFonts w:ascii="Arial" w:hAnsi="Arial" w:cs="Arial"/>
+          <w:rFonts w:ascii="Arial" w:hAnsi="Arial" w:cs="Arial" w:eastAsia="Arial"/>
           <w:color w:val="000000"/>
           <w:sz w:val="18"/>
           <w:highlight w:val="lightGray"/>
@@ -2083,7 +2083,7 @@
       </w:pPr>
       <w:r>
         <w:rPr>
-          <w:rFonts w:ascii="Roboto Mono" w:hAnsi="Roboto Mono"/>
+          <w:rFonts w:ascii="Roboto Mono" w:hAnsi="Roboto Mono" w:eastAsia="Roboto Mono"/>
           <w:b/>
           <w:bCs/>
         </w:rPr>
@@ -2160,90 +2160,90 @@
       </w:pPr>
       <w:r>
         <w:rPr>
-          <w:rFonts w:ascii="Roboto Mono" w:hAnsi="Roboto Mono"/>
+          <w:rFonts w:ascii="Roboto Mono" w:hAnsi="Roboto Mono" w:eastAsia="Roboto Mono"/>
         </w:rPr>
         <w:t xml:space="preserve">            Customer</w:t>
       </w:r>
       <w:r>
         <w:rPr>
-          <w:rFonts w:ascii="Roboto Mono" w:hAnsi="Roboto Mono"/>
+          <w:rFonts w:ascii="Roboto Mono" w:hAnsi="Roboto Mono" w:eastAsia="Roboto Mono"/>
         </w:rPr>
         <w:br/>
         <w:t xml:space="preserve">                </w:t>
       </w:r>
       <w:r>
         <w:rPr>
-          <w:rFonts w:ascii="MS Gothic" w:eastAsia="MS Gothic" w:hAnsi="MS Gothic" w:cs="MS Gothic" w:hint="eastAsia"/>
+          <w:rFonts w:ascii="Roboto Mono" w:eastAsia="Roboto Mono" w:hAnsi="Roboto Mono" w:cs="MS Gothic" w:hint="eastAsia"/>
         </w:rPr>
         <w:t>│</w:t>
       </w:r>
       <w:r>
         <w:rPr>
-          <w:rFonts w:ascii="Roboto Mono" w:hAnsi="Roboto Mono"/>
+          <w:rFonts w:ascii="Roboto Mono" w:hAnsi="Roboto Mono" w:eastAsia="Roboto Mono"/>
         </w:rPr>
         <w:br/>
         <w:t xml:space="preserve">          Full Name</w:t>
       </w:r>
       <w:r>
         <w:rPr>
-          <w:rFonts w:ascii="Roboto Mono" w:hAnsi="Roboto Mono"/>
+          <w:rFonts w:ascii="Roboto Mono" w:hAnsi="Roboto Mono" w:eastAsia="Roboto Mono"/>
         </w:rPr>
         <w:br/>
         <w:t xml:space="preserve">        </w:t>
       </w:r>
       <w:r>
         <w:rPr>
-          <w:rFonts w:ascii="MS Gothic" w:eastAsia="MS Gothic" w:hAnsi="MS Gothic" w:cs="MS Gothic" w:hint="eastAsia"/>
+          <w:rFonts w:ascii="Roboto Mono" w:eastAsia="Roboto Mono" w:hAnsi="Roboto Mono" w:cs="MS Gothic" w:hint="eastAsia"/>
         </w:rPr>
         <w:t>┌────┼────┐</w:t>
       </w:r>
       <w:r>
         <w:rPr>
-          <w:rFonts w:ascii="Roboto Mono" w:hAnsi="Roboto Mono"/>
+          <w:rFonts w:ascii="Roboto Mono" w:hAnsi="Roboto Mono" w:eastAsia="Roboto Mono"/>
         </w:rPr>
         <w:br/>
         <w:t xml:space="preserve">        </w:t>
       </w:r>
       <w:r>
         <w:rPr>
-          <w:rFonts w:ascii="MS Gothic" w:eastAsia="MS Gothic" w:hAnsi="MS Gothic" w:cs="MS Gothic" w:hint="eastAsia"/>
+          <w:rFonts w:ascii="Roboto Mono" w:eastAsia="Roboto Mono" w:hAnsi="Roboto Mono" w:cs="MS Gothic" w:hint="eastAsia"/>
         </w:rPr>
         <w:t>│</w:t>
       </w:r>
       <w:r>
         <w:rPr>
-          <w:rFonts w:ascii="Roboto Mono" w:hAnsi="Roboto Mono"/>
+          <w:rFonts w:ascii="Roboto Mono" w:hAnsi="Roboto Mono" w:eastAsia="Roboto Mono"/>
         </w:rPr>
         <w:t xml:space="preserve">    </w:t>
       </w:r>
       <w:r>
         <w:rPr>
-          <w:rFonts w:ascii="MS Gothic" w:eastAsia="MS Gothic" w:hAnsi="MS Gothic" w:cs="MS Gothic" w:hint="eastAsia"/>
+          <w:rFonts w:ascii="Roboto Mono" w:eastAsia="Roboto Mono" w:hAnsi="Roboto Mono" w:cs="MS Gothic" w:hint="eastAsia"/>
         </w:rPr>
         <w:t>│</w:t>
       </w:r>
       <w:r>
         <w:rPr>
-          <w:rFonts w:ascii="Roboto Mono" w:hAnsi="Roboto Mono"/>
+          <w:rFonts w:ascii="Roboto Mono" w:hAnsi="Roboto Mono" w:eastAsia="Roboto Mono"/>
         </w:rPr>
         <w:t xml:space="preserve">    </w:t>
       </w:r>
       <w:r>
         <w:rPr>
-          <w:rFonts w:ascii="MS Gothic" w:eastAsia="MS Gothic" w:hAnsi="MS Gothic" w:cs="MS Gothic" w:hint="eastAsia"/>
+          <w:rFonts w:ascii="Roboto Mono" w:eastAsia="Roboto Mono" w:hAnsi="Roboto Mono" w:cs="MS Gothic" w:hint="eastAsia"/>
         </w:rPr>
         <w:t>│</w:t>
       </w:r>
       <w:r>
         <w:rPr>
-          <w:rFonts w:ascii="Roboto Mono" w:hAnsi="Roboto Mono"/>
+          <w:rFonts w:ascii="Roboto Mono" w:hAnsi="Roboto Mono" w:eastAsia="Roboto Mono"/>
         </w:rPr>
         <w:br/>
         <w:t xml:space="preserve">     First Middle Last</w:t>
       </w:r>
       <w:r>
         <w:rPr>
-          <w:rFonts w:ascii="Roboto Mono" w:hAnsi="Roboto Mono"/>
+          <w:rFonts w:ascii="Roboto Mono" w:hAnsi="Roboto Mono" w:eastAsia="Roboto Mono"/>
         </w:rPr>
         <w:br/>
         <w:t xml:space="preserve">      Name  Name  Name</w:t>
@@ -2257,7 +2257,7 @@
       </w:pPr>
       <w:r>
         <w:rPr>
-          <w:rFonts w:ascii="Roboto Mono" w:hAnsi="Roboto Mono"/>
+          <w:rFonts w:ascii="Roboto Mono" w:hAnsi="Roboto Mono" w:eastAsia="Roboto Mono"/>
         </w:rPr>
         <w:pict w14:anchorId="7FC674D1">
           <v:rect id="_x0000_i1032" style="width:0;height:1.5pt" o:hralign="center" o:hrstd="t" o:hr="t" fillcolor="#a0a0a0" stroked="f"/>
@@ -2281,7 +2281,7 @@
     <w:p>
       <w:r>
         <w:rPr>
-          <w:rFonts w:ascii="Arial" w:hAnsi="Arial" w:cs="Arial"/>
+          <w:rFonts w:ascii="Arial" w:hAnsi="Arial" w:cs="Arial" w:eastAsia="Arial"/>
           <w:b/>
           <w:color w:val="000000"/>
           <w:sz w:val="18"/>
@@ -2291,7 +2291,7 @@
       </w:r>
       <w:r>
         <w:rPr>
-          <w:rFonts w:ascii="Arial" w:hAnsi="Arial" w:cs="Arial"/>
+          <w:rFonts w:ascii="Arial" w:hAnsi="Arial" w:cs="Arial" w:eastAsia="Arial"/>
           <w:color w:val="000000"/>
           <w:sz w:val="18"/>
           <w:highlight w:val="lightGray"/>
@@ -2300,7 +2300,7 @@
       </w:r>
       <w:r>
         <w:rPr>
-          <w:rFonts w:ascii="Arial" w:hAnsi="Arial" w:cs="Arial"/>
+          <w:rFonts w:ascii="Arial" w:hAnsi="Arial" w:cs="Arial" w:eastAsia="Arial"/>
           <w:b/>
           <w:color w:val="000000"/>
           <w:sz w:val="18"/>
@@ -2310,7 +2310,7 @@
       </w:r>
       <w:r>
         <w:rPr>
-          <w:rFonts w:ascii="Arial" w:hAnsi="Arial" w:cs="Arial"/>
+          <w:rFonts w:ascii="Arial" w:hAnsi="Arial" w:cs="Arial" w:eastAsia="Arial"/>
           <w:color w:val="000000"/>
           <w:sz w:val="18"/>
           <w:highlight w:val="lightGray"/>
@@ -2319,7 +2319,7 @@
       </w:r>
       <w:r>
         <w:rPr>
-          <w:rFonts w:ascii="Arial" w:hAnsi="Arial" w:cs="Arial"/>
+          <w:rFonts w:ascii="Arial" w:hAnsi="Arial" w:cs="Arial" w:eastAsia="Arial"/>
           <w:b/>
           <w:color w:val="000000"/>
           <w:sz w:val="18"/>
@@ -2329,7 +2329,7 @@
       </w:r>
       <w:r>
         <w:rPr>
-          <w:rFonts w:ascii="Arial" w:hAnsi="Arial" w:cs="Arial"/>
+          <w:rFonts w:ascii="Arial" w:hAnsi="Arial" w:cs="Arial" w:eastAsia="Arial"/>
           <w:color w:val="000000"/>
           <w:sz w:val="18"/>
           <w:highlight w:val="lightGray"/>
@@ -2347,7 +2347,7 @@
       </w:pPr>
       <w:r>
         <w:rPr>
-          <w:rFonts w:ascii="Roboto Mono" w:hAnsi="Roboto Mono"/>
+          <w:rFonts w:ascii="Roboto Mono" w:hAnsi="Roboto Mono" w:eastAsia="Roboto Mono"/>
           <w:b/>
           <w:bCs/>
         </w:rPr>
@@ -2424,43 +2424,43 @@
       </w:pPr>
       <w:r>
         <w:rPr>
-          <w:rFonts w:ascii="Roboto Mono" w:hAnsi="Roboto Mono"/>
+          <w:rFonts w:ascii="Roboto Mono" w:hAnsi="Roboto Mono" w:eastAsia="Roboto Mono"/>
         </w:rPr>
         <w:t>Customer</w:t>
       </w:r>
       <w:r>
         <w:rPr>
-          <w:rFonts w:ascii="Roboto Mono" w:hAnsi="Roboto Mono"/>
+          <w:rFonts w:ascii="Roboto Mono" w:hAnsi="Roboto Mono" w:eastAsia="Roboto Mono"/>
         </w:rPr>
         <w:br/>
       </w:r>
       <w:r>
         <w:rPr>
-          <w:rFonts w:ascii="MS Gothic" w:eastAsia="MS Gothic" w:hAnsi="MS Gothic" w:cs="MS Gothic" w:hint="eastAsia"/>
+          <w:rFonts w:ascii="Roboto Mono" w:eastAsia="Roboto Mono" w:hAnsi="Roboto Mono" w:cs="MS Gothic" w:hint="eastAsia"/>
         </w:rPr>
         <w:t>├──</w:t>
       </w:r>
       <w:r>
         <w:rPr>
-          <w:rFonts w:ascii="Roboto Mono" w:hAnsi="Roboto Mono"/>
+          <w:rFonts w:ascii="Roboto Mono" w:hAnsi="Roboto Mono" w:eastAsia="Roboto Mono"/>
         </w:rPr>
         <w:t xml:space="preserve"> Full Name</w:t>
       </w:r>
       <w:r>
         <w:rPr>
-          <w:rFonts w:ascii="Roboto Mono" w:hAnsi="Roboto Mono"/>
+          <w:rFonts w:ascii="Roboto Mono" w:hAnsi="Roboto Mono" w:eastAsia="Roboto Mono"/>
         </w:rPr>
         <w:br/>
       </w:r>
       <w:r>
         <w:rPr>
-          <w:rFonts w:ascii="MS Gothic" w:eastAsia="MS Gothic" w:hAnsi="MS Gothic" w:cs="MS Gothic" w:hint="eastAsia"/>
+          <w:rFonts w:ascii="Roboto Mono" w:eastAsia="Roboto Mono" w:hAnsi="Roboto Mono" w:cs="MS Gothic" w:hint="eastAsia"/>
         </w:rPr>
         <w:t>└──</w:t>
       </w:r>
       <w:r>
         <w:rPr>
-          <w:rFonts w:ascii="Roboto Mono" w:hAnsi="Roboto Mono"/>
+          <w:rFonts w:ascii="Roboto Mono" w:hAnsi="Roboto Mono" w:eastAsia="Roboto Mono"/>
         </w:rPr>
         <w:t xml:space="preserve"> Address</w:t>
       </w:r>
@@ -2475,7 +2475,7 @@
       </w:pPr>
       <w:r>
         <w:rPr>
-          <w:rFonts w:ascii="Roboto Mono" w:hAnsi="Roboto Mono"/>
+          <w:rFonts w:ascii="Roboto Mono" w:hAnsi="Roboto Mono" w:eastAsia="Roboto Mono"/>
           <w:b/>
           <w:bCs/>
         </w:rPr>
@@ -2843,7 +2843,7 @@
       </w:pPr>
       <w:r>
         <w:rPr>
-          <w:rFonts w:ascii="Roboto Mono" w:hAnsi="Roboto Mono"/>
+          <w:rFonts w:ascii="Roboto Mono" w:hAnsi="Roboto Mono" w:eastAsia="Roboto Mono"/>
         </w:rPr>
         <w:t>The composite attributes are usually split into separate columns.</w:t>
       </w:r>
@@ -2856,7 +2856,7 @@
       </w:pPr>
       <w:r>
         <w:rPr>
-          <w:rFonts w:ascii="Roboto Mono" w:hAnsi="Roboto Mono"/>
+          <w:rFonts w:ascii="Roboto Mono" w:hAnsi="Roboto Mono" w:eastAsia="Roboto Mono"/>
         </w:rPr>
         <w:pict w14:anchorId="7B7C7B98">
           <v:rect id="_x0000_i1033" style="width:0;height:1.5pt" o:hralign="center" o:hrstd="t" o:hr="t" fillcolor="#a0a0a0" stroked="f"/>
@@ -2880,7 +2880,7 @@
     <w:p>
       <w:r>
         <w:rPr>
-          <w:rFonts w:ascii="Arial" w:hAnsi="Arial" w:cs="Arial"/>
+          <w:rFonts w:ascii="Arial" w:hAnsi="Arial" w:cs="Arial" w:eastAsia="Arial"/>
           <w:b/>
           <w:color w:val="000000"/>
           <w:sz w:val="18"/>
@@ -2890,7 +2890,7 @@
       </w:r>
       <w:r>
         <w:rPr>
-          <w:rFonts w:ascii="Arial" w:hAnsi="Arial" w:cs="Arial"/>
+          <w:rFonts w:ascii="Arial" w:hAnsi="Arial" w:cs="Arial" w:eastAsia="Arial"/>
           <w:color w:val="000000"/>
           <w:sz w:val="18"/>
           <w:highlight w:val="lightGray"/>
@@ -2899,7 +2899,7 @@
       </w:r>
       <w:r>
         <w:rPr>
-          <w:rFonts w:ascii="Arial" w:hAnsi="Arial" w:cs="Arial"/>
+          <w:rFonts w:ascii="Arial" w:hAnsi="Arial" w:cs="Arial" w:eastAsia="Arial"/>
           <w:b/>
           <w:color w:val="000000"/>
           <w:sz w:val="18"/>
@@ -2909,7 +2909,7 @@
       </w:r>
       <w:r>
         <w:rPr>
-          <w:rFonts w:ascii="Arial" w:hAnsi="Arial" w:cs="Arial"/>
+          <w:rFonts w:ascii="Arial" w:hAnsi="Arial" w:cs="Arial" w:eastAsia="Arial"/>
           <w:color w:val="000000"/>
           <w:sz w:val="18"/>
           <w:highlight w:val="lightGray"/>
@@ -2918,7 +2918,7 @@
       </w:r>
       <w:r>
         <w:rPr>
-          <w:rFonts w:ascii="Arial" w:hAnsi="Arial" w:cs="Arial"/>
+          <w:rFonts w:ascii="Arial" w:hAnsi="Arial" w:cs="Arial" w:eastAsia="Arial"/>
           <w:b/>
           <w:color w:val="000000"/>
           <w:sz w:val="18"/>
@@ -2928,7 +2928,7 @@
       </w:r>
       <w:r>
         <w:rPr>
-          <w:rFonts w:ascii="Arial" w:hAnsi="Arial" w:cs="Arial"/>
+          <w:rFonts w:ascii="Arial" w:hAnsi="Arial" w:cs="Arial" w:eastAsia="Arial"/>
           <w:color w:val="000000"/>
           <w:sz w:val="18"/>
           <w:highlight w:val="lightGray"/>
@@ -2946,7 +2946,7 @@
       </w:pPr>
       <w:r>
         <w:rPr>
-          <w:rFonts w:ascii="Roboto Mono" w:hAnsi="Roboto Mono"/>
+          <w:rFonts w:ascii="Roboto Mono" w:hAnsi="Roboto Mono" w:eastAsia="Roboto Mono"/>
           <w:b/>
           <w:bCs/>
         </w:rPr>
@@ -3023,7 +3023,7 @@
       </w:pPr>
       <w:r>
         <w:rPr>
-          <w:rFonts w:ascii="Roboto Mono" w:hAnsi="Roboto Mono"/>
+          <w:rFonts w:ascii="Roboto Mono" w:hAnsi="Roboto Mono" w:eastAsia="Roboto Mono"/>
         </w:rPr>
         <w:t>Customer</w:t>
       </w:r>
@@ -3038,7 +3038,7 @@
       </w:pPr>
       <w:r>
         <w:rPr>
-          <w:rFonts w:ascii="Roboto Mono" w:hAnsi="Roboto Mono"/>
+          <w:rFonts w:ascii="Roboto Mono" w:hAnsi="Roboto Mono" w:eastAsia="Roboto Mono"/>
           <w:b/>
           <w:bCs/>
         </w:rPr>
@@ -3115,172 +3115,172 @@
       </w:pPr>
       <w:r>
         <w:rPr>
-          <w:rFonts w:ascii="Roboto Mono" w:hAnsi="Roboto Mono"/>
+          <w:rFonts w:ascii="Roboto Mono" w:hAnsi="Roboto Mono" w:eastAsia="Roboto Mono"/>
         </w:rPr>
         <w:t>Customer</w:t>
       </w:r>
       <w:r>
         <w:rPr>
-          <w:rFonts w:ascii="Roboto Mono" w:hAnsi="Roboto Mono"/>
+          <w:rFonts w:ascii="Roboto Mono" w:hAnsi="Roboto Mono" w:eastAsia="Roboto Mono"/>
         </w:rPr>
         <w:br/>
       </w:r>
       <w:r>
         <w:rPr>
-          <w:rFonts w:ascii="MS Gothic" w:eastAsia="MS Gothic" w:hAnsi="MS Gothic" w:cs="MS Gothic" w:hint="eastAsia"/>
+          <w:rFonts w:ascii="Roboto Mono" w:eastAsia="Roboto Mono" w:hAnsi="Roboto Mono" w:cs="MS Gothic" w:hint="eastAsia"/>
         </w:rPr>
         <w:t>├──</w:t>
       </w:r>
       <w:r>
         <w:rPr>
-          <w:rFonts w:ascii="Roboto Mono" w:hAnsi="Roboto Mono"/>
+          <w:rFonts w:ascii="Roboto Mono" w:hAnsi="Roboto Mono" w:eastAsia="Roboto Mono"/>
         </w:rPr>
         <w:t xml:space="preserve"> Full Name</w:t>
       </w:r>
       <w:r>
         <w:rPr>
-          <w:rFonts w:ascii="Roboto Mono" w:hAnsi="Roboto Mono"/>
+          <w:rFonts w:ascii="Roboto Mono" w:hAnsi="Roboto Mono" w:eastAsia="Roboto Mono"/>
         </w:rPr>
         <w:br/>
       </w:r>
       <w:r>
         <w:rPr>
-          <w:rFonts w:ascii="MS Gothic" w:eastAsia="MS Gothic" w:hAnsi="MS Gothic" w:cs="MS Gothic" w:hint="eastAsia"/>
+          <w:rFonts w:ascii="Roboto Mono" w:eastAsia="Roboto Mono" w:hAnsi="Roboto Mono" w:cs="MS Gothic" w:hint="eastAsia"/>
         </w:rPr>
         <w:t>│</w:t>
       </w:r>
       <w:r>
         <w:rPr>
-          <w:rFonts w:ascii="Roboto Mono" w:hAnsi="Roboto Mono"/>
+          <w:rFonts w:ascii="Roboto Mono" w:hAnsi="Roboto Mono" w:eastAsia="Roboto Mono"/>
         </w:rPr>
         <w:t xml:space="preserve">   </w:t>
       </w:r>
       <w:r>
         <w:rPr>
-          <w:rFonts w:ascii="MS Gothic" w:eastAsia="MS Gothic" w:hAnsi="MS Gothic" w:cs="MS Gothic" w:hint="eastAsia"/>
+          <w:rFonts w:ascii="Roboto Mono" w:eastAsia="Roboto Mono" w:hAnsi="Roboto Mono" w:cs="MS Gothic" w:hint="eastAsia"/>
         </w:rPr>
         <w:t>├──</w:t>
       </w:r>
       <w:r>
         <w:rPr>
-          <w:rFonts w:ascii="Roboto Mono" w:hAnsi="Roboto Mono"/>
+          <w:rFonts w:ascii="Roboto Mono" w:hAnsi="Roboto Mono" w:eastAsia="Roboto Mono"/>
         </w:rPr>
         <w:t xml:space="preserve"> First Name</w:t>
       </w:r>
       <w:r>
         <w:rPr>
-          <w:rFonts w:ascii="Roboto Mono" w:hAnsi="Roboto Mono"/>
+          <w:rFonts w:ascii="Roboto Mono" w:hAnsi="Roboto Mono" w:eastAsia="Roboto Mono"/>
         </w:rPr>
         <w:br/>
       </w:r>
       <w:r>
         <w:rPr>
-          <w:rFonts w:ascii="MS Gothic" w:eastAsia="MS Gothic" w:hAnsi="MS Gothic" w:cs="MS Gothic" w:hint="eastAsia"/>
+          <w:rFonts w:ascii="Roboto Mono" w:eastAsia="Roboto Mono" w:hAnsi="Roboto Mono" w:cs="MS Gothic" w:hint="eastAsia"/>
         </w:rPr>
         <w:t>│</w:t>
       </w:r>
       <w:r>
         <w:rPr>
-          <w:rFonts w:ascii="Roboto Mono" w:hAnsi="Roboto Mono"/>
+          <w:rFonts w:ascii="Roboto Mono" w:hAnsi="Roboto Mono" w:eastAsia="Roboto Mono"/>
         </w:rPr>
         <w:t xml:space="preserve">   </w:t>
       </w:r>
       <w:r>
         <w:rPr>
-          <w:rFonts w:ascii="MS Gothic" w:eastAsia="MS Gothic" w:hAnsi="MS Gothic" w:cs="MS Gothic" w:hint="eastAsia"/>
+          <w:rFonts w:ascii="Roboto Mono" w:eastAsia="Roboto Mono" w:hAnsi="Roboto Mono" w:cs="MS Gothic" w:hint="eastAsia"/>
         </w:rPr>
         <w:t>└──</w:t>
       </w:r>
       <w:r>
         <w:rPr>
-          <w:rFonts w:ascii="Roboto Mono" w:hAnsi="Roboto Mono"/>
+          <w:rFonts w:ascii="Roboto Mono" w:hAnsi="Roboto Mono" w:eastAsia="Roboto Mono"/>
         </w:rPr>
         <w:t xml:space="preserve"> Last Name</w:t>
       </w:r>
       <w:r>
         <w:rPr>
-          <w:rFonts w:ascii="Roboto Mono" w:hAnsi="Roboto Mono"/>
+          <w:rFonts w:ascii="Roboto Mono" w:hAnsi="Roboto Mono" w:eastAsia="Roboto Mono"/>
         </w:rPr>
         <w:br/>
       </w:r>
       <w:r>
         <w:rPr>
-          <w:rFonts w:ascii="MS Gothic" w:eastAsia="MS Gothic" w:hAnsi="MS Gothic" w:cs="MS Gothic" w:hint="eastAsia"/>
+          <w:rFonts w:ascii="Roboto Mono" w:eastAsia="Roboto Mono" w:hAnsi="Roboto Mono" w:cs="MS Gothic" w:hint="eastAsia"/>
         </w:rPr>
         <w:t>│</w:t>
       </w:r>
       <w:r>
         <w:rPr>
-          <w:rFonts w:ascii="Roboto Mono" w:hAnsi="Roboto Mono"/>
+          <w:rFonts w:ascii="Roboto Mono" w:hAnsi="Roboto Mono" w:eastAsia="Roboto Mono"/>
         </w:rPr>
         <w:br/>
       </w:r>
       <w:r>
         <w:rPr>
-          <w:rFonts w:ascii="MS Gothic" w:eastAsia="MS Gothic" w:hAnsi="MS Gothic" w:cs="MS Gothic" w:hint="eastAsia"/>
+          <w:rFonts w:ascii="Roboto Mono" w:eastAsia="Roboto Mono" w:hAnsi="Roboto Mono" w:cs="MS Gothic" w:hint="eastAsia"/>
         </w:rPr>
         <w:t>└──</w:t>
       </w:r>
       <w:r>
         <w:rPr>
-          <w:rFonts w:ascii="Roboto Mono" w:hAnsi="Roboto Mono"/>
+          <w:rFonts w:ascii="Roboto Mono" w:hAnsi="Roboto Mono" w:eastAsia="Roboto Mono"/>
         </w:rPr>
         <w:t xml:space="preserve"> Address</w:t>
       </w:r>
       <w:r>
         <w:rPr>
-          <w:rFonts w:ascii="Roboto Mono" w:hAnsi="Roboto Mono"/>
+          <w:rFonts w:ascii="Roboto Mono" w:hAnsi="Roboto Mono" w:eastAsia="Roboto Mono"/>
         </w:rPr>
         <w:br/>
         <w:t xml:space="preserve">    </w:t>
       </w:r>
       <w:r>
         <w:rPr>
-          <w:rFonts w:ascii="MS Gothic" w:eastAsia="MS Gothic" w:hAnsi="MS Gothic" w:cs="MS Gothic" w:hint="eastAsia"/>
+          <w:rFonts w:ascii="Roboto Mono" w:eastAsia="Roboto Mono" w:hAnsi="Roboto Mono" w:cs="MS Gothic" w:hint="eastAsia"/>
         </w:rPr>
         <w:t>├──</w:t>
       </w:r>
       <w:r>
         <w:rPr>
-          <w:rFonts w:ascii="Roboto Mono" w:hAnsi="Roboto Mono"/>
+          <w:rFonts w:ascii="Roboto Mono" w:hAnsi="Roboto Mono" w:eastAsia="Roboto Mono"/>
         </w:rPr>
         <w:t xml:space="preserve"> Street</w:t>
       </w:r>
       <w:r>
         <w:rPr>
-          <w:rFonts w:ascii="Roboto Mono" w:hAnsi="Roboto Mono"/>
+          <w:rFonts w:ascii="Roboto Mono" w:hAnsi="Roboto Mono" w:eastAsia="Roboto Mono"/>
         </w:rPr>
         <w:br/>
         <w:t xml:space="preserve">    </w:t>
       </w:r>
       <w:r>
         <w:rPr>
-          <w:rFonts w:ascii="MS Gothic" w:eastAsia="MS Gothic" w:hAnsi="MS Gothic" w:cs="MS Gothic" w:hint="eastAsia"/>
+          <w:rFonts w:ascii="Roboto Mono" w:eastAsia="Roboto Mono" w:hAnsi="Roboto Mono" w:cs="MS Gothic" w:hint="eastAsia"/>
         </w:rPr>
         <w:t>├──</w:t>
       </w:r>
       <w:r>
         <w:rPr>
-          <w:rFonts w:ascii="Roboto Mono" w:hAnsi="Roboto Mono"/>
+          <w:rFonts w:ascii="Roboto Mono" w:hAnsi="Roboto Mono" w:eastAsia="Roboto Mono"/>
         </w:rPr>
         <w:t xml:space="preserve"> City</w:t>
       </w:r>
       <w:r>
         <w:rPr>
-          <w:rFonts w:ascii="Roboto Mono" w:hAnsi="Roboto Mono"/>
+          <w:rFonts w:ascii="Roboto Mono" w:hAnsi="Roboto Mono" w:eastAsia="Roboto Mono"/>
         </w:rPr>
         <w:br/>
         <w:t xml:space="preserve">    </w:t>
       </w:r>
       <w:r>
         <w:rPr>
-          <w:rFonts w:ascii="MS Gothic" w:eastAsia="MS Gothic" w:hAnsi="MS Gothic" w:cs="MS Gothic" w:hint="eastAsia"/>
+          <w:rFonts w:ascii="Roboto Mono" w:eastAsia="Roboto Mono" w:hAnsi="Roboto Mono" w:cs="MS Gothic" w:hint="eastAsia"/>
         </w:rPr>
         <w:t>└──</w:t>
       </w:r>
       <w:r>
         <w:rPr>
-          <w:rFonts w:ascii="Roboto Mono" w:hAnsi="Roboto Mono"/>
+          <w:rFonts w:ascii="Roboto Mono" w:hAnsi="Roboto Mono" w:eastAsia="Roboto Mono"/>
         </w:rPr>
         <w:t xml:space="preserve"> Country</w:t>
       </w:r>
@@ -3293,7 +3293,7 @@
       </w:pPr>
       <w:r>
         <w:rPr>
-          <w:rFonts w:ascii="Roboto Mono" w:hAnsi="Roboto Mono"/>
+          <w:rFonts w:ascii="Roboto Mono" w:hAnsi="Roboto Mono" w:eastAsia="Roboto Mono"/>
         </w:rPr>
         <w:pict w14:anchorId="719E7837">
           <v:rect id="_x0000_i1034" style="width:0;height:1.5pt" o:hralign="center" o:hrstd="t" o:hr="t" fillcolor="#a0a0a0" stroked="f"/>
@@ -3317,7 +3317,7 @@
     <w:p>
       <w:r>
         <w:rPr>
-          <w:rFonts w:ascii="Arial" w:hAnsi="Arial" w:cs="Arial"/>
+          <w:rFonts w:ascii="Arial" w:hAnsi="Arial" w:cs="Arial" w:eastAsia="Arial"/>
           <w:b/>
           <w:color w:val="000000"/>
           <w:sz w:val="18"/>
@@ -3327,7 +3327,7 @@
       </w:r>
       <w:r>
         <w:rPr>
-          <w:rFonts w:ascii="Arial" w:hAnsi="Arial" w:cs="Arial"/>
+          <w:rFonts w:ascii="Arial" w:hAnsi="Arial" w:cs="Arial" w:eastAsia="Arial"/>
           <w:color w:val="000000"/>
           <w:sz w:val="18"/>
           <w:highlight w:val="lightGray"/>
@@ -3336,7 +3336,7 @@
       </w:r>
       <w:r>
         <w:rPr>
-          <w:rFonts w:ascii="Arial" w:hAnsi="Arial" w:cs="Arial"/>
+          <w:rFonts w:ascii="Arial" w:hAnsi="Arial" w:cs="Arial" w:eastAsia="Arial"/>
           <w:b/>
           <w:color w:val="000000"/>
           <w:sz w:val="18"/>
@@ -3346,7 +3346,7 @@
       </w:r>
       <w:r>
         <w:rPr>
-          <w:rFonts w:ascii="Arial" w:hAnsi="Arial" w:cs="Arial"/>
+          <w:rFonts w:ascii="Arial" w:hAnsi="Arial" w:cs="Arial" w:eastAsia="Arial"/>
           <w:color w:val="000000"/>
           <w:sz w:val="18"/>
           <w:highlight w:val="lightGray"/>
@@ -3355,7 +3355,7 @@
       </w:r>
       <w:r>
         <w:rPr>
-          <w:rFonts w:ascii="Arial" w:hAnsi="Arial" w:cs="Arial"/>
+          <w:rFonts w:ascii="Arial" w:hAnsi="Arial" w:cs="Arial" w:eastAsia="Arial"/>
           <w:b/>
           <w:color w:val="000000"/>
           <w:sz w:val="18"/>
@@ -3365,7 +3365,7 @@
       </w:r>
       <w:r>
         <w:rPr>
-          <w:rFonts w:ascii="Arial" w:hAnsi="Arial" w:cs="Arial"/>
+          <w:rFonts w:ascii="Arial" w:hAnsi="Arial" w:cs="Arial" w:eastAsia="Arial"/>
           <w:color w:val="000000"/>
           <w:sz w:val="18"/>
           <w:highlight w:val="lightGray"/>
@@ -3383,7 +3383,7 @@
       </w:pPr>
       <w:r>
         <w:rPr>
-          <w:rFonts w:ascii="Roboto Mono" w:hAnsi="Roboto Mono"/>
+          <w:rFonts w:ascii="Roboto Mono" w:hAnsi="Roboto Mono" w:eastAsia="Roboto Mono"/>
           <w:b/>
           <w:bCs/>
         </w:rPr>
@@ -3460,7 +3460,7 @@
       </w:pPr>
       <w:r>
         <w:rPr>
-          <w:rFonts w:ascii="Roboto Mono" w:hAnsi="Roboto Mono"/>
+          <w:rFonts w:ascii="Roboto Mono" w:hAnsi="Roboto Mono" w:eastAsia="Roboto Mono"/>
         </w:rPr>
         <w:t>Age</w:t>
       </w:r>
@@ -3473,7 +3473,7 @@
       </w:pPr>
       <w:r>
         <w:rPr>
-          <w:rFonts w:ascii="Roboto Mono" w:hAnsi="Roboto Mono"/>
+          <w:rFonts w:ascii="Roboto Mono" w:hAnsi="Roboto Mono" w:eastAsia="Roboto Mono"/>
         </w:rPr>
         <w:t>Cannot be divided further.</w:t>
       </w:r>
@@ -3486,7 +3486,7 @@
       </w:pPr>
       <w:r>
         <w:rPr>
-          <w:rFonts w:ascii="Roboto Mono" w:hAnsi="Roboto Mono"/>
+          <w:rFonts w:ascii="Roboto Mono" w:hAnsi="Roboto Mono" w:eastAsia="Roboto Mono"/>
         </w:rPr>
         <w:pict w14:anchorId="6776DBE0">
           <v:rect id="_x0000_i1035" style="width:0;height:1.5pt" o:hralign="center" o:hrstd="t" o:hr="t" fillcolor="#a0a0a0" stroked="f"/>
@@ -3503,7 +3503,7 @@
       </w:pPr>
       <w:r>
         <w:rPr>
-          <w:rFonts w:ascii="Roboto Mono" w:hAnsi="Roboto Mono"/>
+          <w:rFonts w:ascii="Roboto Mono" w:hAnsi="Roboto Mono" w:eastAsia="Roboto Mono"/>
           <w:b/>
           <w:bCs/>
         </w:rPr>
@@ -3580,61 +3580,61 @@
       </w:pPr>
       <w:r>
         <w:rPr>
-          <w:rFonts w:ascii="Roboto Mono" w:hAnsi="Roboto Mono"/>
+          <w:rFonts w:ascii="Roboto Mono" w:hAnsi="Roboto Mono" w:eastAsia="Roboto Mono"/>
         </w:rPr>
         <w:t>Address</w:t>
       </w:r>
       <w:r>
         <w:rPr>
-          <w:rFonts w:ascii="Roboto Mono" w:hAnsi="Roboto Mono"/>
+          <w:rFonts w:ascii="Roboto Mono" w:hAnsi="Roboto Mono" w:eastAsia="Roboto Mono"/>
         </w:rPr>
         <w:br/>
       </w:r>
       <w:r>
         <w:rPr>
-          <w:rFonts w:ascii="MS Gothic" w:eastAsia="MS Gothic" w:hAnsi="MS Gothic" w:cs="MS Gothic" w:hint="eastAsia"/>
+          <w:rFonts w:ascii="Roboto Mono" w:eastAsia="Roboto Mono" w:hAnsi="Roboto Mono" w:cs="MS Gothic" w:hint="eastAsia"/>
         </w:rPr>
         <w:t>├──</w:t>
       </w:r>
       <w:r>
         <w:rPr>
-          <w:rFonts w:ascii="Roboto Mono" w:hAnsi="Roboto Mono"/>
+          <w:rFonts w:ascii="Roboto Mono" w:hAnsi="Roboto Mono" w:eastAsia="Roboto Mono"/>
         </w:rPr>
         <w:t xml:space="preserve"> Street</w:t>
       </w:r>
       <w:r>
         <w:rPr>
-          <w:rFonts w:ascii="Roboto Mono" w:hAnsi="Roboto Mono"/>
+          <w:rFonts w:ascii="Roboto Mono" w:hAnsi="Roboto Mono" w:eastAsia="Roboto Mono"/>
         </w:rPr>
         <w:br/>
       </w:r>
       <w:r>
         <w:rPr>
-          <w:rFonts w:ascii="MS Gothic" w:eastAsia="MS Gothic" w:hAnsi="MS Gothic" w:cs="MS Gothic" w:hint="eastAsia"/>
+          <w:rFonts w:ascii="Roboto Mono" w:eastAsia="Roboto Mono" w:hAnsi="Roboto Mono" w:cs="MS Gothic" w:hint="eastAsia"/>
         </w:rPr>
         <w:t>├──</w:t>
       </w:r>
       <w:r>
         <w:rPr>
-          <w:rFonts w:ascii="Roboto Mono" w:hAnsi="Roboto Mono"/>
+          <w:rFonts w:ascii="Roboto Mono" w:hAnsi="Roboto Mono" w:eastAsia="Roboto Mono"/>
         </w:rPr>
         <w:t xml:space="preserve"> City</w:t>
       </w:r>
       <w:r>
         <w:rPr>
-          <w:rFonts w:ascii="Roboto Mono" w:hAnsi="Roboto Mono"/>
+          <w:rFonts w:ascii="Roboto Mono" w:hAnsi="Roboto Mono" w:eastAsia="Roboto Mono"/>
         </w:rPr>
         <w:br/>
       </w:r>
       <w:r>
         <w:rPr>
-          <w:rFonts w:ascii="MS Gothic" w:eastAsia="MS Gothic" w:hAnsi="MS Gothic" w:cs="MS Gothic" w:hint="eastAsia"/>
+          <w:rFonts w:ascii="Roboto Mono" w:eastAsia="Roboto Mono" w:hAnsi="Roboto Mono" w:cs="MS Gothic" w:hint="eastAsia"/>
         </w:rPr>
         <w:t>└──</w:t>
       </w:r>
       <w:r>
         <w:rPr>
-          <w:rFonts w:ascii="Roboto Mono" w:hAnsi="Roboto Mono"/>
+          <w:rFonts w:ascii="Roboto Mono" w:hAnsi="Roboto Mono" w:eastAsia="Roboto Mono"/>
         </w:rPr>
         <w:t xml:space="preserve"> Country</w:t>
       </w:r>
@@ -3647,7 +3647,7 @@
       </w:pPr>
       <w:r>
         <w:rPr>
-          <w:rFonts w:ascii="Roboto Mono" w:hAnsi="Roboto Mono"/>
+          <w:rFonts w:ascii="Roboto Mono" w:hAnsi="Roboto Mono" w:eastAsia="Roboto Mono"/>
         </w:rPr>
         <w:t>Can be divided into smaller meaningful parts.</w:t>
       </w:r>
@@ -3660,7 +3660,7 @@
       </w:pPr>
       <w:r>
         <w:rPr>
-          <w:rFonts w:ascii="Roboto Mono" w:hAnsi="Roboto Mono"/>
+          <w:rFonts w:ascii="Roboto Mono" w:hAnsi="Roboto Mono" w:eastAsia="Roboto Mono"/>
         </w:rPr>
         <w:pict w14:anchorId="55DE10FE">
           <v:rect id="_x0000_i1036" style="width:0;height:1.5pt" o:hralign="center" o:hrstd="t" o:hr="t" fillcolor="#a0a0a0" stroked="f"/>
@@ -3677,7 +3677,7 @@
       </w:pPr>
       <w:r>
         <w:rPr>
-          <w:rFonts w:ascii="Roboto Mono" w:hAnsi="Roboto Mono"/>
+          <w:rFonts w:ascii="Roboto Mono" w:hAnsi="Roboto Mono" w:eastAsia="Roboto Mono"/>
           <w:b/>
           <w:bCs/>
         </w:rPr>
@@ -4095,7 +4095,7 @@
       </w:pPr>
       <w:r>
         <w:rPr>
-          <w:rFonts w:ascii="Roboto Mono" w:hAnsi="Roboto Mono"/>
+          <w:rFonts w:ascii="Roboto Mono" w:hAnsi="Roboto Mono" w:eastAsia="Roboto Mono"/>
         </w:rPr>
         <w:pict w14:anchorId="433EBA56">
           <v:rect id="_x0000_i1037" style="width:0;height:1.5pt" o:hralign="center" o:hrstd="t" o:hr="t" fillcolor="#a0a0a0" stroked="f"/>
@@ -4126,7 +4126,7 @@
       </w:pPr>
       <w:r>
         <w:rPr>
-          <w:rFonts w:ascii="Arial" w:hAnsi="Arial" w:cs="Arial"/>
+          <w:rFonts w:ascii="Arial" w:hAnsi="Arial" w:cs="Arial" w:eastAsia="Arial"/>
           <w:b/>
           <w:color w:val="000000"/>
           <w:sz w:val="18"/>
@@ -4136,7 +4136,7 @@
       </w:r>
       <w:r>
         <w:rPr>
-          <w:rFonts w:ascii="Arial" w:hAnsi="Arial" w:cs="Arial"/>
+          <w:rFonts w:ascii="Arial" w:hAnsi="Arial" w:cs="Arial" w:eastAsia="Arial"/>
           <w:color w:val="000000"/>
           <w:sz w:val="18"/>
           <w:highlight w:val="lightGray"/>
@@ -4145,7 +4145,7 @@
       </w:r>
       <w:r>
         <w:rPr>
-          <w:rFonts w:ascii="Arial" w:hAnsi="Arial" w:cs="Arial"/>
+          <w:rFonts w:ascii="Arial" w:hAnsi="Arial" w:cs="Arial" w:eastAsia="Arial"/>
           <w:b/>
           <w:color w:val="000000"/>
           <w:sz w:val="18"/>
@@ -4155,7 +4155,7 @@
       </w:r>
       <w:r>
         <w:rPr>
-          <w:rFonts w:ascii="Arial" w:hAnsi="Arial" w:cs="Arial"/>
+          <w:rFonts w:ascii="Arial" w:hAnsi="Arial" w:cs="Arial" w:eastAsia="Arial"/>
           <w:color w:val="000000"/>
           <w:sz w:val="18"/>
           <w:highlight w:val="lightGray"/>
@@ -4164,7 +4164,7 @@
       </w:r>
       <w:r>
         <w:rPr>
-          <w:rFonts w:ascii="Arial" w:hAnsi="Arial" w:cs="Arial"/>
+          <w:rFonts w:ascii="Arial" w:hAnsi="Arial" w:cs="Arial" w:eastAsia="Arial"/>
           <w:b/>
           <w:color w:val="000000"/>
           <w:sz w:val="18"/>
@@ -4174,7 +4174,7 @@
       </w:r>
       <w:r>
         <w:rPr>
-          <w:rFonts w:ascii="Arial" w:hAnsi="Arial" w:cs="Arial"/>
+          <w:rFonts w:ascii="Arial" w:hAnsi="Arial" w:cs="Arial" w:eastAsia="Arial"/>
           <w:color w:val="000000"/>
           <w:sz w:val="18"/>
           <w:highlight w:val="lightGray"/>
@@ -4541,7 +4541,7 @@
       </w:pPr>
       <w:r>
         <w:rPr>
-          <w:rFonts w:ascii="Roboto Mono" w:hAnsi="Roboto Mono"/>
+          <w:rFonts w:ascii="Roboto Mono" w:hAnsi="Roboto Mono" w:eastAsia="Roboto Mono"/>
         </w:rPr>
         <w:pict w14:anchorId="587F5BD1">
           <v:rect id="_x0000_i1038" style="width:0;height:1.5pt" o:hralign="center" o:hrstd="t" o:hr="t" fillcolor="#a0a0a0" stroked="f"/>
@@ -4565,7 +4565,7 @@
     <w:p>
       <w:r>
         <w:rPr>
-          <w:rFonts w:ascii="Arial" w:hAnsi="Arial" w:cs="Arial"/>
+          <w:rFonts w:ascii="Arial" w:hAnsi="Arial" w:cs="Arial" w:eastAsia="Arial"/>
           <w:b/>
           <w:color w:val="000000"/>
           <w:sz w:val="18"/>
@@ -4575,7 +4575,7 @@
       </w:r>
       <w:r>
         <w:rPr>
-          <w:rFonts w:ascii="Arial" w:hAnsi="Arial" w:cs="Arial"/>
+          <w:rFonts w:ascii="Arial" w:hAnsi="Arial" w:cs="Arial" w:eastAsia="Arial"/>
           <w:color w:val="000000"/>
           <w:sz w:val="18"/>
           <w:highlight w:val="lightGray"/>
@@ -4584,7 +4584,7 @@
       </w:r>
       <w:r>
         <w:rPr>
-          <w:rFonts w:ascii="Arial" w:hAnsi="Arial" w:cs="Arial"/>
+          <w:rFonts w:ascii="Arial" w:hAnsi="Arial" w:cs="Arial" w:eastAsia="Arial"/>
           <w:b/>
           <w:color w:val="000000"/>
           <w:sz w:val="18"/>
@@ -4594,7 +4594,7 @@
       </w:r>
       <w:r>
         <w:rPr>
-          <w:rFonts w:ascii="Arial" w:hAnsi="Arial" w:cs="Arial"/>
+          <w:rFonts w:ascii="Arial" w:hAnsi="Arial" w:cs="Arial" w:eastAsia="Arial"/>
           <w:color w:val="000000"/>
           <w:sz w:val="18"/>
           <w:highlight w:val="lightGray"/>
@@ -4603,7 +4603,7 @@
       </w:r>
       <w:r>
         <w:rPr>
-          <w:rFonts w:ascii="Arial" w:hAnsi="Arial" w:cs="Arial"/>
+          <w:rFonts w:ascii="Arial" w:hAnsi="Arial" w:cs="Arial" w:eastAsia="Arial"/>
           <w:b/>
           <w:color w:val="000000"/>
           <w:sz w:val="18"/>
@@ -4613,7 +4613,7 @@
       </w:r>
       <w:r>
         <w:rPr>
-          <w:rFonts w:ascii="Arial" w:hAnsi="Arial" w:cs="Arial"/>
+          <w:rFonts w:ascii="Arial" w:hAnsi="Arial" w:cs="Arial" w:eastAsia="Arial"/>
           <w:color w:val="000000"/>
           <w:sz w:val="18"/>
           <w:highlight w:val="lightGray"/>
@@ -4629,7 +4629,7 @@
       </w:pPr>
       <w:r>
         <w:rPr>
-          <w:rFonts w:ascii="Roboto Mono" w:hAnsi="Roboto Mono"/>
+          <w:rFonts w:ascii="Roboto Mono" w:hAnsi="Roboto Mono" w:eastAsia="Roboto Mono"/>
         </w:rPr>
         <w:t>Think of an address written on an envelope:</w:t>
       </w:r>
@@ -4702,7 +4702,7 @@
       </w:pPr>
       <w:r>
         <w:rPr>
-          <w:rFonts w:ascii="Roboto Mono" w:hAnsi="Roboto Mono"/>
+          <w:rFonts w:ascii="Roboto Mono" w:hAnsi="Roboto Mono" w:eastAsia="Roboto Mono"/>
         </w:rPr>
         <w:t>123 Main St, Cairo, Egypt</w:t>
       </w:r>
@@ -4715,13 +4715,13 @@
       </w:pPr>
       <w:r>
         <w:rPr>
-          <w:rFonts w:ascii="Roboto Mono" w:hAnsi="Roboto Mono"/>
+          <w:rFonts w:ascii="Roboto Mono" w:hAnsi="Roboto Mono" w:eastAsia="Roboto Mono"/>
         </w:rPr>
         <w:t xml:space="preserve">This is one piece of information called </w:t>
       </w:r>
       <w:r>
         <w:rPr>
-          <w:rFonts w:ascii="Roboto Mono" w:hAnsi="Roboto Mono"/>
+          <w:rFonts w:ascii="Roboto Mono" w:hAnsi="Roboto Mono" w:eastAsia="Roboto Mono"/>
           <w:b/>
           <w:bCs/>
         </w:rPr>
@@ -4729,7 +4729,7 @@
       </w:r>
       <w:r>
         <w:rPr>
-          <w:rFonts w:ascii="Roboto Mono" w:hAnsi="Roboto Mono"/>
+          <w:rFonts w:ascii="Roboto Mono" w:hAnsi="Roboto Mono" w:eastAsia="Roboto Mono"/>
         </w:rPr>
         <w:t>, but it contains several smaller parts:</w:t>
       </w:r>
@@ -4802,61 +4802,61 @@
       </w:pPr>
       <w:r>
         <w:rPr>
-          <w:rFonts w:ascii="Roboto Mono" w:hAnsi="Roboto Mono"/>
+          <w:rFonts w:ascii="Roboto Mono" w:hAnsi="Roboto Mono" w:eastAsia="Roboto Mono"/>
         </w:rPr>
         <w:t>Address</w:t>
       </w:r>
       <w:r>
         <w:rPr>
-          <w:rFonts w:ascii="Roboto Mono" w:hAnsi="Roboto Mono"/>
+          <w:rFonts w:ascii="Roboto Mono" w:hAnsi="Roboto Mono" w:eastAsia="Roboto Mono"/>
         </w:rPr>
         <w:br/>
       </w:r>
       <w:r>
         <w:rPr>
-          <w:rFonts w:ascii="MS Gothic" w:eastAsia="MS Gothic" w:hAnsi="MS Gothic" w:cs="MS Gothic" w:hint="eastAsia"/>
+          <w:rFonts w:ascii="Roboto Mono" w:eastAsia="Roboto Mono" w:hAnsi="Roboto Mono" w:cs="MS Gothic" w:hint="eastAsia"/>
         </w:rPr>
         <w:t>├──</w:t>
       </w:r>
       <w:r>
         <w:rPr>
-          <w:rFonts w:ascii="Roboto Mono" w:hAnsi="Roboto Mono"/>
+          <w:rFonts w:ascii="Roboto Mono" w:hAnsi="Roboto Mono" w:eastAsia="Roboto Mono"/>
         </w:rPr>
         <w:t xml:space="preserve"> Street</w:t>
       </w:r>
       <w:r>
         <w:rPr>
-          <w:rFonts w:ascii="Roboto Mono" w:hAnsi="Roboto Mono"/>
+          <w:rFonts w:ascii="Roboto Mono" w:hAnsi="Roboto Mono" w:eastAsia="Roboto Mono"/>
         </w:rPr>
         <w:br/>
       </w:r>
       <w:r>
         <w:rPr>
-          <w:rFonts w:ascii="MS Gothic" w:eastAsia="MS Gothic" w:hAnsi="MS Gothic" w:cs="MS Gothic" w:hint="eastAsia"/>
+          <w:rFonts w:ascii="Roboto Mono" w:eastAsia="Roboto Mono" w:hAnsi="Roboto Mono" w:cs="MS Gothic" w:hint="eastAsia"/>
         </w:rPr>
         <w:t>├──</w:t>
       </w:r>
       <w:r>
         <w:rPr>
-          <w:rFonts w:ascii="Roboto Mono" w:hAnsi="Roboto Mono"/>
+          <w:rFonts w:ascii="Roboto Mono" w:hAnsi="Roboto Mono" w:eastAsia="Roboto Mono"/>
         </w:rPr>
         <w:t xml:space="preserve"> City</w:t>
       </w:r>
       <w:r>
         <w:rPr>
-          <w:rFonts w:ascii="Roboto Mono" w:hAnsi="Roboto Mono"/>
+          <w:rFonts w:ascii="Roboto Mono" w:hAnsi="Roboto Mono" w:eastAsia="Roboto Mono"/>
         </w:rPr>
         <w:br/>
       </w:r>
       <w:r>
         <w:rPr>
-          <w:rFonts w:ascii="MS Gothic" w:eastAsia="MS Gothic" w:hAnsi="MS Gothic" w:cs="MS Gothic" w:hint="eastAsia"/>
+          <w:rFonts w:ascii="Roboto Mono" w:eastAsia="Roboto Mono" w:hAnsi="Roboto Mono" w:cs="MS Gothic" w:hint="eastAsia"/>
         </w:rPr>
         <w:t>└──</w:t>
       </w:r>
       <w:r>
         <w:rPr>
-          <w:rFonts w:ascii="Roboto Mono" w:hAnsi="Roboto Mono"/>
+          <w:rFonts w:ascii="Roboto Mono" w:hAnsi="Roboto Mono" w:eastAsia="Roboto Mono"/>
         </w:rPr>
         <w:t xml:space="preserve"> Country</w:t>
       </w:r>
@@ -4869,13 +4869,13 @@
       </w:pPr>
       <w:r>
         <w:rPr>
-          <w:rFonts w:ascii="Roboto Mono" w:hAnsi="Roboto Mono"/>
+          <w:rFonts w:ascii="Roboto Mono" w:hAnsi="Roboto Mono" w:eastAsia="Roboto Mono"/>
         </w:rPr>
         <w:t xml:space="preserve">Therefore, </w:t>
       </w:r>
       <w:r>
         <w:rPr>
-          <w:rFonts w:ascii="Roboto Mono" w:hAnsi="Roboto Mono"/>
+          <w:rFonts w:ascii="Roboto Mono" w:hAnsi="Roboto Mono" w:eastAsia="Roboto Mono"/>
           <w:b/>
           <w:bCs/>
         </w:rPr>
@@ -4883,7 +4883,7 @@
       </w:r>
       <w:r>
         <w:rPr>
-          <w:rFonts w:ascii="Roboto Mono" w:hAnsi="Roboto Mono"/>
+          <w:rFonts w:ascii="Roboto Mono" w:hAnsi="Roboto Mono" w:eastAsia="Roboto Mono"/>
         </w:rPr>
         <w:t xml:space="preserve"> is a Composite Attribute.</w:t>
       </w:r>
@@ -4896,7 +4896,7 @@
       </w:pPr>
       <w:r>
         <w:rPr>
-          <w:rFonts w:ascii="Roboto Mono" w:hAnsi="Roboto Mono"/>
+          <w:rFonts w:ascii="Roboto Mono" w:hAnsi="Roboto Mono" w:eastAsia="Roboto Mono"/>
         </w:rPr>
         <w:pict w14:anchorId="28F25451">
           <v:rect id="_x0000_i1039" style="width:0;height:1.5pt" o:hralign="center" o:hrstd="t" o:hr="t" fillcolor="#a0a0a0" stroked="f"/>
@@ -4920,7 +4920,7 @@
     <w:p>
       <w:r>
         <w:rPr>
-          <w:rFonts w:ascii="Arial" w:hAnsi="Arial" w:cs="Arial"/>
+          <w:rFonts w:ascii="Arial" w:hAnsi="Arial" w:cs="Arial" w:eastAsia="Arial"/>
           <w:b/>
           <w:color w:val="000000"/>
           <w:sz w:val="18"/>
@@ -4930,7 +4930,7 @@
       </w:r>
       <w:r>
         <w:rPr>
-          <w:rFonts w:ascii="Arial" w:hAnsi="Arial" w:cs="Arial"/>
+          <w:rFonts w:ascii="Arial" w:hAnsi="Arial" w:cs="Arial" w:eastAsia="Arial"/>
           <w:color w:val="000000"/>
           <w:sz w:val="18"/>
           <w:highlight w:val="lightGray"/>
@@ -4939,7 +4939,7 @@
       </w:r>
       <w:r>
         <w:rPr>
-          <w:rFonts w:ascii="Arial" w:hAnsi="Arial" w:cs="Arial"/>
+          <w:rFonts w:ascii="Arial" w:hAnsi="Arial" w:cs="Arial" w:eastAsia="Arial"/>
           <w:b/>
           <w:color w:val="000000"/>
           <w:sz w:val="18"/>
@@ -4949,7 +4949,7 @@
       </w:r>
       <w:r>
         <w:rPr>
-          <w:rFonts w:ascii="Arial" w:hAnsi="Arial" w:cs="Arial"/>
+          <w:rFonts w:ascii="Arial" w:hAnsi="Arial" w:cs="Arial" w:eastAsia="Arial"/>
           <w:color w:val="000000"/>
           <w:sz w:val="18"/>
           <w:highlight w:val="lightGray"/>
@@ -4958,7 +4958,7 @@
       </w:r>
       <w:r>
         <w:rPr>
-          <w:rFonts w:ascii="Arial" w:hAnsi="Arial" w:cs="Arial"/>
+          <w:rFonts w:ascii="Arial" w:hAnsi="Arial" w:cs="Arial" w:eastAsia="Arial"/>
           <w:b/>
           <w:color w:val="000000"/>
           <w:sz w:val="18"/>
@@ -4968,7 +4968,7 @@
       </w:r>
       <w:r>
         <w:rPr>
-          <w:rFonts w:ascii="Arial" w:hAnsi="Arial" w:cs="Arial"/>
+          <w:rFonts w:ascii="Arial" w:hAnsi="Arial" w:cs="Arial" w:eastAsia="Arial"/>
           <w:color w:val="000000"/>
           <w:sz w:val="18"/>
           <w:highlight w:val="lightGray"/>
@@ -4984,13 +4984,13 @@
       </w:pPr>
       <w:r>
         <w:rPr>
-          <w:rFonts w:ascii="Roboto Mono" w:hAnsi="Roboto Mono"/>
+          <w:rFonts w:ascii="Roboto Mono" w:hAnsi="Roboto Mono" w:eastAsia="Roboto Mono"/>
         </w:rPr>
         <w:t xml:space="preserve">A </w:t>
       </w:r>
       <w:r>
         <w:rPr>
-          <w:rFonts w:ascii="Roboto Mono" w:hAnsi="Roboto Mono"/>
+          <w:rFonts w:ascii="Roboto Mono" w:hAnsi="Roboto Mono" w:eastAsia="Roboto Mono"/>
           <w:b/>
           <w:bCs/>
         </w:rPr>
@@ -4998,13 +4998,13 @@
       </w:r>
       <w:r>
         <w:rPr>
-          <w:rFonts w:ascii="Roboto Mono" w:hAnsi="Roboto Mono"/>
+          <w:rFonts w:ascii="Roboto Mono" w:hAnsi="Roboto Mono" w:eastAsia="Roboto Mono"/>
         </w:rPr>
         <w:t xml:space="preserve"> is an attribute that can be divided into smaller meaningful sub-attributes. Examples include </w:t>
       </w:r>
       <w:r>
         <w:rPr>
-          <w:rFonts w:ascii="Roboto Mono" w:hAnsi="Roboto Mono"/>
+          <w:rFonts w:ascii="Roboto Mono" w:hAnsi="Roboto Mono" w:eastAsia="Roboto Mono"/>
           <w:b/>
           <w:bCs/>
         </w:rPr>
@@ -5012,13 +5012,13 @@
       </w:r>
       <w:r>
         <w:rPr>
-          <w:rFonts w:ascii="Roboto Mono" w:hAnsi="Roboto Mono"/>
+          <w:rFonts w:ascii="Roboto Mono" w:hAnsi="Roboto Mono" w:eastAsia="Roboto Mono"/>
         </w:rPr>
         <w:t xml:space="preserve">, </w:t>
       </w:r>
       <w:r>
         <w:rPr>
-          <w:rFonts w:ascii="Roboto Mono" w:hAnsi="Roboto Mono"/>
+          <w:rFonts w:ascii="Roboto Mono" w:hAnsi="Roboto Mono" w:eastAsia="Roboto Mono"/>
           <w:b/>
           <w:bCs/>
         </w:rPr>
@@ -5026,13 +5026,13 @@
       </w:r>
       <w:r>
         <w:rPr>
-          <w:rFonts w:ascii="Roboto Mono" w:hAnsi="Roboto Mono"/>
+          <w:rFonts w:ascii="Roboto Mono" w:hAnsi="Roboto Mono" w:eastAsia="Roboto Mono"/>
         </w:rPr>
         <w:t xml:space="preserve">, </w:t>
       </w:r>
       <w:r>
         <w:rPr>
-          <w:rFonts w:ascii="Roboto Mono" w:hAnsi="Roboto Mono"/>
+          <w:rFonts w:ascii="Roboto Mono" w:hAnsi="Roboto Mono" w:eastAsia="Roboto Mono"/>
           <w:b/>
           <w:bCs/>
         </w:rPr>
@@ -5040,13 +5040,13 @@
       </w:r>
       <w:r>
         <w:rPr>
-          <w:rFonts w:ascii="Roboto Mono" w:hAnsi="Roboto Mono"/>
+          <w:rFonts w:ascii="Roboto Mono" w:hAnsi="Roboto Mono" w:eastAsia="Roboto Mono"/>
         </w:rPr>
         <w:t xml:space="preserve">, and </w:t>
       </w:r>
       <w:r>
         <w:rPr>
-          <w:rFonts w:ascii="Roboto Mono" w:hAnsi="Roboto Mono"/>
+          <w:rFonts w:ascii="Roboto Mono" w:hAnsi="Roboto Mono" w:eastAsia="Roboto Mono"/>
           <w:b/>
           <w:bCs/>
         </w:rPr>
@@ -5054,7 +5054,7 @@
       </w:r>
       <w:r>
         <w:rPr>
-          <w:rFonts w:ascii="Roboto Mono" w:hAnsi="Roboto Mono"/>
+          <w:rFonts w:ascii="Roboto Mono" w:hAnsi="Roboto Mono" w:eastAsia="Roboto Mono"/>
         </w:rPr>
         <w:t>. Composite attributes help organize and structure data more effectively in a data model.</w:t>
       </w:r>

--- a/Knowledge/3-Work knowledge/1-Software Engineering/2-General Technologies/9-Databases/5-My Source/1-Intro to Databases/1-Data Models/1-Components of a Data Model/1-Types of Attributes/2-Composite Attribute.docx
+++ b/Knowledge/3-Work knowledge/1-Software Engineering/2-General Technologies/9-Databases/5-My Source/1-Intro to Databases/1-Data Models/1-Components of a Data Model/1-Types of Attributes/2-Composite Attribute.docx
@@ -7,6 +7,9 @@
         <w:pStyle w:val="Heading1"/>
       </w:pPr>
       <w:r>
+        <w:rPr>
+          <w:rFonts w:ascii="Calibri Light" w:hAnsi="Calibri Light" w:eastAsia="Calibri Light"/>
+        </w:rPr>
         <w:t>Composite Attribute</w:t>
       </w:r>
     </w:p>
@@ -16,11 +19,14 @@
       </w:pPr>
       <w:r>
         <w:rPr>
-          <w:rFonts w:ascii="Segoe UI Emoji" w:hAnsi="Segoe UI Emoji" w:cs="Segoe UI Emoji"/>
+          <w:rFonts w:ascii="Calibri Light" w:hAnsi="Calibri Light" w:cs="Segoe UI Emoji" w:eastAsia="Calibri Light"/>
         </w:rPr>
         <w:t>🌟</w:t>
       </w:r>
       <w:r>
+        <w:rPr>
+          <w:rFonts w:ascii="Calibri Light" w:hAnsi="Calibri Light" w:eastAsia="Calibri Light"/>
+        </w:rPr>
         <w:t xml:space="preserve"> Definition</w:t>
       </w:r>
     </w:p>
@@ -158,11 +164,14 @@
       </w:pPr>
       <w:r>
         <w:rPr>
-          <w:rFonts w:ascii="Segoe UI Emoji" w:hAnsi="Segoe UI Emoji" w:cs="Segoe UI Emoji"/>
+          <w:rFonts w:ascii="Calibri Light" w:hAnsi="Calibri Light" w:cs="Segoe UI Emoji" w:eastAsia="Calibri Light"/>
         </w:rPr>
         <w:t>🎯</w:t>
       </w:r>
       <w:r>
+        <w:rPr>
+          <w:rFonts w:ascii="Calibri Light" w:hAnsi="Calibri Light" w:eastAsia="Calibri Light"/>
+        </w:rPr>
         <w:t xml:space="preserve"> Purpose</w:t>
       </w:r>
     </w:p>
@@ -310,11 +319,14 @@
       </w:pPr>
       <w:r>
         <w:rPr>
-          <w:rFonts w:ascii="Segoe UI Emoji" w:hAnsi="Segoe UI Emoji" w:cs="Segoe UI Emoji"/>
+          <w:rFonts w:ascii="Calibri Light" w:hAnsi="Calibri Light" w:cs="Segoe UI Emoji" w:eastAsia="Calibri Light"/>
         </w:rPr>
         <w:t>🧠</w:t>
       </w:r>
       <w:r>
+        <w:rPr>
+          <w:rFonts w:ascii="Calibri Light" w:hAnsi="Calibri Light" w:eastAsia="Calibri Light"/>
+        </w:rPr>
         <w:t xml:space="preserve"> Simple Example</w:t>
       </w:r>
     </w:p>
@@ -630,11 +642,14 @@
       </w:pPr>
       <w:r>
         <w:rPr>
-          <w:rFonts w:ascii="Segoe UI Emoji" w:hAnsi="Segoe UI Emoji" w:cs="Segoe UI Emoji"/>
+          <w:rFonts w:ascii="Calibri Light" w:hAnsi="Calibri Light" w:cs="Segoe UI Emoji" w:eastAsia="Calibri Light"/>
         </w:rPr>
         <w:t>📚</w:t>
       </w:r>
       <w:r>
+        <w:rPr>
+          <w:rFonts w:ascii="Calibri Light" w:hAnsi="Calibri Light" w:eastAsia="Calibri Light"/>
+        </w:rPr>
         <w:t xml:space="preserve"> Real-World Examples</w:t>
       </w:r>
     </w:p>
@@ -643,6 +658,9 @@
         <w:pStyle w:val="Heading3"/>
       </w:pPr>
       <w:r>
+        <w:rPr>
+          <w:rFonts w:ascii="Calibri Light" w:hAnsi="Calibri Light" w:eastAsia="Calibri Light"/>
+        </w:rPr>
         <w:t>1. Full Name</w:t>
       </w:r>
     </w:p>
@@ -1206,6 +1224,9 @@
         <w:pStyle w:val="Heading3"/>
       </w:pPr>
       <w:r>
+        <w:rPr>
+          <w:rFonts w:ascii="Calibri Light" w:hAnsi="Calibri Light" w:eastAsia="Calibri Light"/>
+        </w:rPr>
         <w:t>2. Address</w:t>
       </w:r>
     </w:p>
@@ -1539,6 +1560,9 @@
         <w:pStyle w:val="Heading3"/>
       </w:pPr>
       <w:r>
+        <w:rPr>
+          <w:rFonts w:ascii="Calibri Light" w:hAnsi="Calibri Light" w:eastAsia="Calibri Light"/>
+        </w:rPr>
         <w:t>3. Date</w:t>
       </w:r>
     </w:p>
@@ -1837,11 +1861,14 @@
       </w:pPr>
       <w:r>
         <w:rPr>
-          <w:rFonts w:ascii="Segoe UI Emoji" w:hAnsi="Segoe UI Emoji" w:cs="Segoe UI Emoji"/>
+          <w:rFonts w:ascii="Calibri Light" w:hAnsi="Calibri Light" w:cs="Segoe UI Emoji" w:eastAsia="Calibri Light"/>
         </w:rPr>
         <w:t>🔢</w:t>
       </w:r>
       <w:r>
+        <w:rPr>
+          <w:rFonts w:ascii="Calibri Light" w:hAnsi="Calibri Light" w:eastAsia="Calibri Light"/>
+        </w:rPr>
         <w:t xml:space="preserve"> Characteristics of a Composite Attribute</w:t>
       </w:r>
     </w:p>
@@ -2006,11 +2033,14 @@
       </w:pPr>
       <w:r>
         <w:rPr>
-          <w:rFonts w:ascii="Segoe UI Emoji" w:hAnsi="Segoe UI Emoji" w:cs="Segoe UI Emoji"/>
+          <w:rFonts w:ascii="Calibri Light" w:hAnsi="Calibri Light" w:cs="Segoe UI Emoji" w:eastAsia="Calibri Light"/>
         </w:rPr>
         <w:t>📊</w:t>
       </w:r>
       <w:r>
+        <w:rPr>
+          <w:rFonts w:ascii="Calibri Light" w:hAnsi="Calibri Light" w:eastAsia="Calibri Light"/>
+        </w:rPr>
         <w:t xml:space="preserve"> ER Diagram Representation</w:t>
       </w:r>
     </w:p>
@@ -2270,11 +2300,14 @@
       </w:pPr>
       <w:r>
         <w:rPr>
-          <w:rFonts w:ascii="Segoe UI Emoji" w:hAnsi="Segoe UI Emoji" w:cs="Segoe UI Emoji"/>
+          <w:rFonts w:ascii="Calibri Light" w:hAnsi="Calibri Light" w:cs="Segoe UI Emoji" w:eastAsia="Calibri Light"/>
         </w:rPr>
         <w:t>🗄️</w:t>
       </w:r>
       <w:r>
+        <w:rPr>
+          <w:rFonts w:ascii="Calibri Light" w:hAnsi="Calibri Light" w:eastAsia="Calibri Light"/>
+        </w:rPr>
         <w:t xml:space="preserve"> Database Example</w:t>
       </w:r>
     </w:p>
@@ -2869,11 +2902,14 @@
       </w:pPr>
       <w:r>
         <w:rPr>
-          <w:rFonts w:ascii="Segoe UI Emoji" w:hAnsi="Segoe UI Emoji" w:cs="Segoe UI Emoji"/>
+          <w:rFonts w:ascii="Calibri Light" w:hAnsi="Calibri Light" w:cs="Segoe UI Emoji" w:eastAsia="Calibri Light"/>
         </w:rPr>
         <w:t>🌍</w:t>
       </w:r>
       <w:r>
+        <w:rPr>
+          <w:rFonts w:ascii="Calibri Light" w:hAnsi="Calibri Light" w:eastAsia="Calibri Light"/>
+        </w:rPr>
         <w:t xml:space="preserve"> Customer Example</w:t>
       </w:r>
     </w:p>
@@ -3306,11 +3342,14 @@
       </w:pPr>
       <w:r>
         <w:rPr>
-          <w:rFonts w:ascii="Segoe UI Emoji" w:hAnsi="Segoe UI Emoji" w:cs="Segoe UI Emoji"/>
+          <w:rFonts w:ascii="Calibri Light" w:hAnsi="Calibri Light" w:cs="Segoe UI Emoji" w:eastAsia="Calibri Light"/>
         </w:rPr>
         <w:t>⚠️</w:t>
       </w:r>
       <w:r>
+        <w:rPr>
+          <w:rFonts w:ascii="Calibri Light" w:hAnsi="Calibri Light" w:eastAsia="Calibri Light"/>
+        </w:rPr>
         <w:t xml:space="preserve"> Composite Attribute vs Simple Attribute</w:t>
       </w:r>
     </w:p>
@@ -4108,11 +4147,14 @@
       </w:pPr>
       <w:r>
         <w:rPr>
-          <w:rFonts w:ascii="Segoe UI Emoji" w:hAnsi="Segoe UI Emoji" w:cs="Segoe UI Emoji"/>
+          <w:rFonts w:ascii="Calibri Light" w:hAnsi="Calibri Light" w:cs="Segoe UI Emoji" w:eastAsia="Calibri Light"/>
         </w:rPr>
         <w:t>📚</w:t>
       </w:r>
       <w:r>
+        <w:rPr>
+          <w:rFonts w:ascii="Calibri Light" w:hAnsi="Calibri Light" w:eastAsia="Calibri Light"/>
+        </w:rPr>
         <w:t xml:space="preserve"> More Examples</w:t>
       </w:r>
     </w:p>
@@ -4554,11 +4596,14 @@
       </w:pPr>
       <w:r>
         <w:rPr>
-          <w:rFonts w:ascii="Segoe UI Emoji" w:hAnsi="Segoe UI Emoji" w:cs="Segoe UI Emoji"/>
+          <w:rFonts w:ascii="Calibri Light" w:hAnsi="Calibri Light" w:cs="Segoe UI Emoji" w:eastAsia="Calibri Light"/>
         </w:rPr>
         <w:t>🧠</w:t>
       </w:r>
       <w:r>
+        <w:rPr>
+          <w:rFonts w:ascii="Calibri Light" w:hAnsi="Calibri Light" w:eastAsia="Calibri Light"/>
+        </w:rPr>
         <w:t xml:space="preserve"> Simple Analogy</w:t>
       </w:r>
     </w:p>
@@ -4909,11 +4954,14 @@
       </w:pPr>
       <w:r>
         <w:rPr>
-          <w:rFonts w:ascii="Segoe UI Emoji" w:hAnsi="Segoe UI Emoji" w:cs="Segoe UI Emoji"/>
+          <w:rFonts w:ascii="Calibri Light" w:hAnsi="Calibri Light" w:cs="Segoe UI Emoji" w:eastAsia="Calibri Light"/>
         </w:rPr>
         <w:t>🧭</w:t>
       </w:r>
       <w:r>
+        <w:rPr>
+          <w:rFonts w:ascii="Calibri Light" w:hAnsi="Calibri Light" w:eastAsia="Calibri Light"/>
+        </w:rPr>
         <w:t xml:space="preserve"> Summary</w:t>
       </w:r>
     </w:p>
